--- a/Documentacion/Sprint 3.docx
+++ b/Documentacion/Sprint 3.docx
@@ -403,6 +403,84 @@
       </w:r>
     </w:p>
     <w:p>
+      <w:pPr>
+        <w:rPr>
+          <w:lang w:val="en-GB"/>
+        </w:rPr>
+      </w:pPr>
+      <w:r>
+        <w:rPr>
+          <w:b/>
+          <w:bCs/>
+          <w:i/>
+          <w:iCs/>
+          <w:lang w:val="en-GB"/>
+        </w:rPr>
+        <w:lastRenderedPageBreak/>
+        <w:t xml:space="preserve">GET </w:t>
+      </w:r>
+      <w:r>
+        <w:rPr>
+          <w:b/>
+          <w:bCs/>
+          <w:i/>
+          <w:iCs/>
+          <w:lang w:val="en-GB"/>
+        </w:rPr>
+        <w:t>http://localhost:3000/api/productos/categoria/</w:t>
+      </w:r>
+      <w:r>
+        <w:rPr>
+          <w:b/>
+          <w:bCs/>
+          <w:i/>
+          <w:iCs/>
+          <w:lang w:val="en-GB"/>
+        </w:rPr>
+        <w:t>Relojes</w:t>
+      </w:r>
+      <w:r>
+        <w:rPr>
+          <w:lang w:val="en-GB"/>
+        </w:rPr>
+        <w:drawing>
+          <wp:inline distT="0" distB="0" distL="0" distR="0" wp14:anchorId="2D734D43" wp14:editId="1FACE7A2">
+            <wp:extent cx="5400040" cy="2422525"/>
+            <wp:effectExtent l="0" t="0" r="0" b="0"/>
+            <wp:docPr id="748398288" name="Imagen 1"/>
+            <wp:cNvGraphicFramePr>
+              <a:graphicFrameLocks xmlns:a="http://schemas.openxmlformats.org/drawingml/2006/main" noChangeAspect="1"/>
+            </wp:cNvGraphicFramePr>
+            <a:graphic xmlns:a="http://schemas.openxmlformats.org/drawingml/2006/main">
+              <a:graphicData uri="http://schemas.openxmlformats.org/drawingml/2006/picture">
+                <pic:pic xmlns:pic="http://schemas.openxmlformats.org/drawingml/2006/picture">
+                  <pic:nvPicPr>
+                    <pic:cNvPr id="748398288" name=""/>
+                    <pic:cNvPicPr/>
+                  </pic:nvPicPr>
+                  <pic:blipFill>
+                    <a:blip r:embed="rId8"/>
+                    <a:stretch>
+                      <a:fillRect/>
+                    </a:stretch>
+                  </pic:blipFill>
+                  <pic:spPr>
+                    <a:xfrm>
+                      <a:off x="0" y="0"/>
+                      <a:ext cx="5400040" cy="2422525"/>
+                    </a:xfrm>
+                    <a:prstGeom prst="rect">
+                      <a:avLst/>
+                    </a:prstGeom>
+                  </pic:spPr>
+                </pic:pic>
+              </a:graphicData>
+            </a:graphic>
+          </wp:inline>
+        </w:drawing>
+      </w:r>
+    </w:p>
+    <w:p>
       <w:r>
         <w:t>Captura 2 Creación de producto con POST</w:t>
       </w:r>
@@ -428,92 +506,337 @@
         <w:t>POST http://localhost:3000/api/productos</w:t>
       </w:r>
     </w:p>
+    <w:p>
+      <w:r>
+        <w:drawing>
+          <wp:inline distT="0" distB="0" distL="0" distR="0" wp14:anchorId="5D6C517D" wp14:editId="73943771">
+            <wp:extent cx="5400040" cy="2484755"/>
+            <wp:effectExtent l="0" t="0" r="0" b="0"/>
+            <wp:docPr id="1983482648" name="Imagen 1"/>
+            <wp:cNvGraphicFramePr>
+              <a:graphicFrameLocks xmlns:a="http://schemas.openxmlformats.org/drawingml/2006/main" noChangeAspect="1"/>
+            </wp:cNvGraphicFramePr>
+            <a:graphic xmlns:a="http://schemas.openxmlformats.org/drawingml/2006/main">
+              <a:graphicData uri="http://schemas.openxmlformats.org/drawingml/2006/picture">
+                <pic:pic xmlns:pic="http://schemas.openxmlformats.org/drawingml/2006/picture">
+                  <pic:nvPicPr>
+                    <pic:cNvPr id="1983482648" name=""/>
+                    <pic:cNvPicPr/>
+                  </pic:nvPicPr>
+                  <pic:blipFill>
+                    <a:blip r:embed="rId9"/>
+                    <a:stretch>
+                      <a:fillRect/>
+                    </a:stretch>
+                  </pic:blipFill>
+                  <pic:spPr>
+                    <a:xfrm>
+                      <a:off x="0" y="0"/>
+                      <a:ext cx="5400040" cy="2484755"/>
+                    </a:xfrm>
+                    <a:prstGeom prst="rect">
+                      <a:avLst/>
+                    </a:prstGeom>
+                  </pic:spPr>
+                </pic:pic>
+              </a:graphicData>
+            </a:graphic>
+          </wp:inline>
+        </w:drawing>
+      </w:r>
+    </w:p>
+    <w:p>
+      <w:r>
+        <w:t>Captura 3 Edición de producto con PUT</w:t>
+      </w:r>
+    </w:p>
+    <w:p>
+      <w:pPr>
+        <w:rPr>
+          <w:lang w:val="en-GB"/>
+        </w:rPr>
+      </w:pPr>
+      <w:r>
+        <w:rPr>
+          <w:b/>
+          <w:bCs/>
+          <w:i/>
+          <w:iCs/>
+          <w:lang w:val="en-GB"/>
+        </w:rPr>
+        <w:lastRenderedPageBreak/>
+        <w:t>PUT http://localhost:3000/api/productos/</w:t>
+      </w:r>
+      <w:r>
+        <w:rPr>
+          <w:b/>
+          <w:bCs/>
+          <w:i/>
+          <w:iCs/>
+          <w:lang w:val="en-GB"/>
+        </w:rPr>
+        <w:t>2</w:t>
+      </w:r>
+      <w:r>
+        <w:rPr>
+          <w:lang w:val="en-GB"/>
+        </w:rPr>
+        <w:drawing>
+          <wp:inline distT="0" distB="0" distL="0" distR="0" wp14:anchorId="3106AE1D" wp14:editId="7C32A2B4">
+            <wp:extent cx="5400040" cy="2463800"/>
+            <wp:effectExtent l="0" t="0" r="0" b="0"/>
+            <wp:docPr id="1158022521" name="Imagen 1"/>
+            <wp:cNvGraphicFramePr>
+              <a:graphicFrameLocks xmlns:a="http://schemas.openxmlformats.org/drawingml/2006/main" noChangeAspect="1"/>
+            </wp:cNvGraphicFramePr>
+            <a:graphic xmlns:a="http://schemas.openxmlformats.org/drawingml/2006/main">
+              <a:graphicData uri="http://schemas.openxmlformats.org/drawingml/2006/picture">
+                <pic:pic xmlns:pic="http://schemas.openxmlformats.org/drawingml/2006/picture">
+                  <pic:nvPicPr>
+                    <pic:cNvPr id="1158022521" name=""/>
+                    <pic:cNvPicPr/>
+                  </pic:nvPicPr>
+                  <pic:blipFill>
+                    <a:blip r:embed="rId10"/>
+                    <a:stretch>
+                      <a:fillRect/>
+                    </a:stretch>
+                  </pic:blipFill>
+                  <pic:spPr>
+                    <a:xfrm>
+                      <a:off x="0" y="0"/>
+                      <a:ext cx="5400040" cy="2463800"/>
+                    </a:xfrm>
+                    <a:prstGeom prst="rect">
+                      <a:avLst/>
+                    </a:prstGeom>
+                  </pic:spPr>
+                </pic:pic>
+              </a:graphicData>
+            </a:graphic>
+          </wp:inline>
+        </w:drawing>
+      </w:r>
+    </w:p>
+    <w:p>
+      <w:r>
+        <w:t>Captura 4 Eliminación de producto con DELETE</w:t>
+      </w:r>
+    </w:p>
+    <w:p>
+      <w:pPr>
+        <w:rPr>
+          <w:b/>
+          <w:bCs/>
+          <w:i/>
+          <w:iCs/>
+        </w:rPr>
+      </w:pPr>
+      <w:r>
+        <w:rPr>
+          <w:b/>
+          <w:bCs/>
+          <w:i/>
+          <w:iCs/>
+        </w:rPr>
+        <w:t>DELETE</w:t>
+      </w:r>
+      <w:r>
+        <w:rPr>
+          <w:b/>
+          <w:bCs/>
+          <w:i/>
+          <w:iCs/>
+        </w:rPr>
+        <w:t xml:space="preserve"> (BORRADO FÍSICO)</w:t>
+      </w:r>
+      <w:r>
+        <w:rPr>
+          <w:b/>
+          <w:bCs/>
+          <w:i/>
+          <w:iCs/>
+        </w:rPr>
+        <w:t xml:space="preserve"> </w:t>
+      </w:r>
+      <w:r>
+        <w:rPr>
+          <w:b/>
+          <w:bCs/>
+          <w:i/>
+          <w:iCs/>
+        </w:rPr>
+        <w:t>http://localhost:3000/api/productos/</w:t>
+      </w:r>
+      <w:r>
+        <w:rPr>
+          <w:b/>
+          <w:bCs/>
+          <w:i/>
+          <w:iCs/>
+        </w:rPr>
+        <w:t>4</w:t>
+      </w:r>
+      <w:r>
+        <w:drawing>
+          <wp:inline distT="0" distB="0" distL="0" distR="0" wp14:anchorId="78C082D8" wp14:editId="0C68929B">
+            <wp:extent cx="5400040" cy="1990090"/>
+            <wp:effectExtent l="0" t="0" r="0" b="0"/>
+            <wp:docPr id="1117225435" name="Imagen 1"/>
+            <wp:cNvGraphicFramePr>
+              <a:graphicFrameLocks xmlns:a="http://schemas.openxmlformats.org/drawingml/2006/main" noChangeAspect="1"/>
+            </wp:cNvGraphicFramePr>
+            <a:graphic xmlns:a="http://schemas.openxmlformats.org/drawingml/2006/main">
+              <a:graphicData uri="http://schemas.openxmlformats.org/drawingml/2006/picture">
+                <pic:pic xmlns:pic="http://schemas.openxmlformats.org/drawingml/2006/picture">
+                  <pic:nvPicPr>
+                    <pic:cNvPr id="1117225435" name=""/>
+                    <pic:cNvPicPr/>
+                  </pic:nvPicPr>
+                  <pic:blipFill>
+                    <a:blip r:embed="rId11"/>
+                    <a:stretch>
+                      <a:fillRect/>
+                    </a:stretch>
+                  </pic:blipFill>
+                  <pic:spPr>
+                    <a:xfrm>
+                      <a:off x="0" y="0"/>
+                      <a:ext cx="5400040" cy="1990090"/>
+                    </a:xfrm>
+                    <a:prstGeom prst="rect">
+                      <a:avLst/>
+                    </a:prstGeom>
+                  </pic:spPr>
+                </pic:pic>
+              </a:graphicData>
+            </a:graphic>
+          </wp:inline>
+        </w:drawing>
+      </w:r>
+    </w:p>
+    <w:p>
+      <w:pPr>
+        <w:rPr>
+          <w:b/>
+          <w:bCs/>
+          <w:i/>
+          <w:iCs/>
+        </w:rPr>
+      </w:pPr>
+      <w:r>
+        <w:rPr>
+          <w:b/>
+          <w:bCs/>
+          <w:i/>
+          <w:iCs/>
+        </w:rPr>
+        <w:t>DELETE</w:t>
+      </w:r>
+      <w:r>
+        <w:rPr>
+          <w:b/>
+          <w:bCs/>
+          <w:i/>
+          <w:iCs/>
+        </w:rPr>
+        <w:t xml:space="preserve"> (BORRADO LÓGICO)</w:t>
+      </w:r>
+      <w:r>
+        <w:rPr>
+          <w:b/>
+          <w:bCs/>
+          <w:i/>
+          <w:iCs/>
+        </w:rPr>
+        <w:t xml:space="preserve"> </w:t>
+      </w:r>
+      <w:r>
+        <w:rPr>
+          <w:b/>
+          <w:bCs/>
+          <w:i/>
+          <w:iCs/>
+        </w:rPr>
+        <w:t>http://localhost:3000/api/productos/</w:t>
+      </w:r>
+      <w:r>
+        <w:rPr>
+          <w:b/>
+          <w:bCs/>
+          <w:i/>
+          <w:iCs/>
+        </w:rPr>
+        <w:t>5</w:t>
+      </w:r>
+    </w:p>
+    <w:p>
+      <w:r>
+        <w:drawing>
+          <wp:inline distT="0" distB="0" distL="0" distR="0" wp14:anchorId="1A5E81DA" wp14:editId="73C9687E">
+            <wp:extent cx="5400040" cy="1901825"/>
+            <wp:effectExtent l="0" t="0" r="0" b="3175"/>
+            <wp:docPr id="347676603" name="Imagen 1"/>
+            <wp:cNvGraphicFramePr>
+              <a:graphicFrameLocks xmlns:a="http://schemas.openxmlformats.org/drawingml/2006/main" noChangeAspect="1"/>
+            </wp:cNvGraphicFramePr>
+            <a:graphic xmlns:a="http://schemas.openxmlformats.org/drawingml/2006/main">
+              <a:graphicData uri="http://schemas.openxmlformats.org/drawingml/2006/picture">
+                <pic:pic xmlns:pic="http://schemas.openxmlformats.org/drawingml/2006/picture">
+                  <pic:nvPicPr>
+                    <pic:cNvPr id="347676603" name=""/>
+                    <pic:cNvPicPr/>
+                  </pic:nvPicPr>
+                  <pic:blipFill>
+                    <a:blip r:embed="rId12"/>
+                    <a:stretch>
+                      <a:fillRect/>
+                    </a:stretch>
+                  </pic:blipFill>
+                  <pic:spPr>
+                    <a:xfrm>
+                      <a:off x="0" y="0"/>
+                      <a:ext cx="5400040" cy="1901825"/>
+                    </a:xfrm>
+                    <a:prstGeom prst="rect">
+                      <a:avLst/>
+                    </a:prstGeom>
+                  </pic:spPr>
+                </pic:pic>
+              </a:graphicData>
+            </a:graphic>
+          </wp:inline>
+        </w:drawing>
+      </w:r>
+    </w:p>
+    <w:p>
+      <w:r>
+        <w:t>Captura 5 Registro de pedido con POST</w:t>
+      </w:r>
+    </w:p>
+    <w:p>
+      <w:pPr>
+        <w:rPr>
+          <w:b/>
+          <w:bCs/>
+          <w:i/>
+          <w:iCs/>
+        </w:rPr>
+      </w:pPr>
+      <w:r>
+        <w:rPr>
+          <w:b/>
+          <w:bCs/>
+          <w:i/>
+          <w:iCs/>
+        </w:rPr>
+        <w:t>POST http://localhost:3000/api/pedidos</w:t>
+      </w:r>
+    </w:p>
     <w:p/>
     <w:p>
       <w:r>
-        <w:t>Captura 3 Edición de producto con PUT</w:t>
-      </w:r>
-    </w:p>
-    <w:p>
-      <w:pPr>
-        <w:rPr>
-          <w:b/>
-          <w:bCs/>
-          <w:i/>
-          <w:iCs/>
-          <w:lang w:val="en-GB"/>
-        </w:rPr>
-      </w:pPr>
-      <w:r>
-        <w:rPr>
-          <w:b/>
-          <w:bCs/>
-          <w:i/>
-          <w:iCs/>
-          <w:lang w:val="en-GB"/>
-        </w:rPr>
-        <w:t>PUT http://localhost:3000/api/productos/1</w:t>
-      </w:r>
-    </w:p>
-    <w:p>
-      <w:pPr>
-        <w:rPr>
-          <w:lang w:val="en-GB"/>
-        </w:rPr>
-      </w:pPr>
-    </w:p>
-    <w:p>
-      <w:r>
-        <w:t>Captura 4 Eliminación de producto con DELETE</w:t>
-      </w:r>
-    </w:p>
-    <w:p>
-      <w:pPr>
-        <w:rPr>
-          <w:b/>
-          <w:bCs/>
-          <w:i/>
-          <w:iCs/>
-        </w:rPr>
-      </w:pPr>
-      <w:r>
-        <w:rPr>
-          <w:b/>
-          <w:bCs/>
-          <w:i/>
-          <w:iCs/>
-        </w:rPr>
-        <w:t>DELETE http://localhost:3000/api/productos/1</w:t>
-      </w:r>
-    </w:p>
-    <w:p/>
-    <w:p>
-      <w:r>
-        <w:t>Captura 5 Registro de pedido con POST</w:t>
-      </w:r>
-    </w:p>
-    <w:p>
-      <w:pPr>
-        <w:rPr>
-          <w:b/>
-          <w:bCs/>
-          <w:i/>
-          <w:iCs/>
-        </w:rPr>
-      </w:pPr>
-      <w:r>
-        <w:rPr>
-          <w:b/>
-          <w:bCs/>
-          <w:i/>
-          <w:iCs/>
-        </w:rPr>
-        <w:t>POST http://localhost:3000/api/pedidos</w:t>
-      </w:r>
-    </w:p>
-    <w:p/>
-    <w:p>
-      <w:r>
+        <w:lastRenderedPageBreak/>
         <w:t>Captura 6 Respuesta JSON del servidor</w:t>
       </w:r>
     </w:p>

--- a/Documentacion/Sprint 3.docx
+++ b/Documentacion/Sprint 3.docx
@@ -12,6 +12,12 @@
     <w:p/>
     <w:p/>
     <w:p>
+      <w:pPr>
+        <w:rPr>
+          <w:b/>
+          <w:bCs/>
+        </w:rPr>
+      </w:pPr>
       <w:r>
         <w:rPr>
           <w:b/>
@@ -19,191 +25,130 @@
         </w:rPr>
         <w:t>Pruebas de la API con Thunder Client</w:t>
       </w:r>
-    </w:p>
-    <w:p>
-      <w:pPr>
-        <w:rPr>
-          <w:lang w:val="en-GB"/>
-        </w:rPr>
-      </w:pPr>
-      <w:r>
-        <w:rPr>
-          <w:lang w:val="en-GB"/>
-        </w:rPr>
-        <w:t>GET http://localhost:3000/api/productos</w:t>
-      </w:r>
-    </w:p>
-    <w:p>
-      <w:pPr>
-        <w:rPr>
-          <w:lang w:val="en-GB"/>
-        </w:rPr>
-      </w:pPr>
-      <w:r>
-        <w:rPr>
-          <w:lang w:val="en-GB"/>
-        </w:rPr>
-        <w:t xml:space="preserve">GET </w:t>
-      </w:r>
-      <w:r>
-        <w:rPr>
-          <w:lang w:val="en-GB"/>
-        </w:rPr>
-        <w:t xml:space="preserve">(id) </w:t>
-      </w:r>
-      <w:r>
-        <w:rPr>
-          <w:lang w:val="en-GB"/>
-        </w:rPr>
-        <w:t>http://localhost:3000/api/productos/1</w:t>
-      </w:r>
-    </w:p>
-    <w:p>
-      <w:pPr>
-        <w:rPr>
-          <w:lang w:val="en-GB"/>
-        </w:rPr>
-      </w:pPr>
-      <w:r>
-        <w:rPr>
-          <w:lang w:val="en-GB"/>
-        </w:rPr>
-        <w:t xml:space="preserve">GET </w:t>
-      </w:r>
-      <w:r>
-        <w:rPr>
-          <w:lang w:val="en-GB"/>
-        </w:rPr>
-        <w:t>(</w:t>
-      </w:r>
+      <w:r>
+        <w:rPr>
+          <w:b/>
+          <w:bCs/>
+        </w:rPr>
+        <w:t xml:space="preserve"> y </w:t>
+      </w:r>
+      <w:r>
+        <w:rPr>
+          <w:b/>
+          <w:bCs/>
+        </w:rPr>
+        <w:t>Evidencias</w:t>
+      </w:r>
+      <w:r>
+        <w:rPr>
+          <w:b/>
+          <w:bCs/>
+        </w:rPr>
+        <w:t>:</w:t>
+      </w:r>
+    </w:p>
+    <w:p>
+      <w:r>
+        <w:t>Captura</w:t>
+      </w:r>
+      <w:r>
+        <w:t>s</w:t>
+      </w:r>
+      <w:r>
+        <w:t xml:space="preserve"> </w:t>
+      </w:r>
+      <w:r>
+        <w:t>con</w:t>
+      </w:r>
+      <w:r>
+        <w:t xml:space="preserve"> Respuesta JSON del servidor</w:t>
+      </w:r>
+      <w:r>
+        <w:t>:</w:t>
+      </w:r>
+    </w:p>
+    <w:p>
+      <w:pPr>
+        <w:rPr>
+          <w:b/>
+          <w:bCs/>
+          <w:i/>
+          <w:iCs/>
+          <w:lang w:val="en-GB"/>
+        </w:rPr>
+      </w:pPr>
       <w:proofErr w:type="spellStart"/>
       <w:r>
         <w:rPr>
           <w:lang w:val="en-GB"/>
         </w:rPr>
-        <w:t>categoria</w:t>
+        <w:t>Captura</w:t>
       </w:r>
       <w:proofErr w:type="spellEnd"/>
       <w:r>
         <w:rPr>
           <w:lang w:val="en-GB"/>
         </w:rPr>
-        <w:t xml:space="preserve">) </w:t>
-      </w:r>
-      <w:r>
-        <w:rPr>
-          <w:lang w:val="en-GB"/>
-        </w:rPr>
-        <w:t>http://localhost:3000/api/productos/categoria/Libros</w:t>
-      </w:r>
-    </w:p>
-    <w:p>
-      <w:pPr>
-        <w:rPr>
-          <w:lang w:val="en-GB"/>
-        </w:rPr>
-      </w:pPr>
-      <w:r>
-        <w:rPr>
-          <w:lang w:val="en-GB"/>
-        </w:rPr>
-        <w:t>POST http://localhost:3000/api/productos</w:t>
-      </w:r>
-    </w:p>
-    <w:p>
-      <w:pPr>
-        <w:rPr>
-          <w:lang w:val="en-GB"/>
-        </w:rPr>
-      </w:pPr>
-      <w:r>
-        <w:rPr>
-          <w:lang w:val="en-GB"/>
-        </w:rPr>
-        <w:t>PUT http://localhost:3000/api/productos/1</w:t>
-      </w:r>
-    </w:p>
-    <w:p>
-      <w:r>
-        <w:t>DELETE http://localhost:3000/api/productos/1</w:t>
-      </w:r>
-    </w:p>
-    <w:p>
-      <w:r>
-        <w:t>POST http://localhost:3000/api/pedidos</w:t>
-      </w:r>
-    </w:p>
-    <w:p/>
-    <w:p/>
-    <w:p>
-      <w:pPr>
-        <w:rPr>
-          <w:b/>
-          <w:bCs/>
-        </w:rPr>
-      </w:pPr>
-      <w:r>
-        <w:rPr>
-          <w:b/>
-          <w:bCs/>
-        </w:rPr>
-        <w:t>Evidencias que hay que entregar</w:t>
-      </w:r>
-    </w:p>
-    <w:p>
-      <w:r>
-        <w:t>Evidencia Descripción</w:t>
-      </w:r>
-    </w:p>
-    <w:p>
-      <w:pPr>
-        <w:pStyle w:val="Prrafodelista"/>
-        <w:numPr>
-          <w:ilvl w:val="0"/>
-          <w:numId w:val="2"/>
-        </w:numPr>
-      </w:pPr>
-      <w:r>
-        <w:t>Captura 1 Petición GET productos en Thunder Client</w:t>
-      </w:r>
-    </w:p>
-    <w:p>
-      <w:pPr>
-        <w:rPr>
-          <w:b/>
-          <w:bCs/>
-          <w:i/>
-          <w:iCs/>
-          <w:lang w:val="en-GB"/>
-        </w:rPr>
-      </w:pPr>
-      <w:r>
-        <w:rPr>
-          <w:b/>
-          <w:bCs/>
-          <w:i/>
-          <w:iCs/>
-          <w:lang w:val="en-GB"/>
-        </w:rPr>
-        <w:lastRenderedPageBreak/>
-        <w:t xml:space="preserve">GET </w:t>
-      </w:r>
-      <w:r>
-        <w:rPr>
-          <w:b/>
-          <w:bCs/>
-          <w:i/>
-          <w:iCs/>
-          <w:lang w:val="en-GB"/>
-        </w:rPr>
-        <w:t>http://localhost:3000/api/productos</w:t>
-      </w:r>
-      <w:r>
+        <w:t xml:space="preserve"> 1 </w:t>
+      </w:r>
+      <w:proofErr w:type="spellStart"/>
+      <w:r>
+        <w:rPr>
+          <w:lang w:val="en-GB"/>
+        </w:rPr>
+        <w:t>Petición</w:t>
+      </w:r>
+      <w:proofErr w:type="spellEnd"/>
+      <w:r>
+        <w:rPr>
+          <w:lang w:val="en-GB"/>
+        </w:rPr>
+        <w:t xml:space="preserve"> GET </w:t>
+      </w:r>
+      <w:proofErr w:type="spellStart"/>
+      <w:r>
+        <w:rPr>
+          <w:lang w:val="en-GB"/>
+        </w:rPr>
+        <w:t>productos</w:t>
+      </w:r>
+      <w:proofErr w:type="spellEnd"/>
+      <w:r>
+        <w:rPr>
+          <w:lang w:val="en-GB"/>
+        </w:rPr>
+        <w:t xml:space="preserve"> </w:t>
+      </w:r>
+      <w:proofErr w:type="spellStart"/>
+      <w:r>
+        <w:rPr>
+          <w:lang w:val="en-GB"/>
+        </w:rPr>
+        <w:t>en</w:t>
+      </w:r>
+      <w:proofErr w:type="spellEnd"/>
+      <w:r>
+        <w:rPr>
+          <w:lang w:val="en-GB"/>
+        </w:rPr>
+        <w:t xml:space="preserve"> Thunder Client</w:t>
+      </w:r>
+      <w:r>
+        <w:rPr>
+          <w:noProof/>
+          <w:lang w:val="en-GB"/>
+        </w:rPr>
+        <w:t xml:space="preserve"> </w:t>
+      </w:r>
+      <w:r>
+        <w:rPr>
+          <w:noProof/>
+        </w:rPr>
         <w:drawing>
-          <wp:inline distT="0" distB="0" distL="0" distR="0" wp14:anchorId="742FBF6F" wp14:editId="66CFFEDB">
-            <wp:extent cx="5400040" cy="2495550"/>
+          <wp:inline distT="0" distB="0" distL="0" distR="0" wp14:anchorId="3F2496DE" wp14:editId="79BC9345">
+            <wp:extent cx="5400040" cy="2840355"/>
             <wp:effectExtent l="0" t="0" r="0" b="0"/>
-            <wp:docPr id="1442800364" name="Imagen 1"/>
+            <wp:docPr id="1660394114" name="Imagen 1"/>
             <wp:cNvGraphicFramePr>
               <a:graphicFrameLocks xmlns:a="http://schemas.openxmlformats.org/drawingml/2006/main" noChangeAspect="1"/>
             </wp:cNvGraphicFramePr>
@@ -211,7 +156,7 @@
               <a:graphicData uri="http://schemas.openxmlformats.org/drawingml/2006/picture">
                 <pic:pic xmlns:pic="http://schemas.openxmlformats.org/drawingml/2006/picture">
                   <pic:nvPicPr>
-                    <pic:cNvPr id="1442800364" name=""/>
+                    <pic:cNvPr id="1660394114" name=""/>
                     <pic:cNvPicPr/>
                   </pic:nvPicPr>
                   <pic:blipFill>
@@ -223,7 +168,7 @@
                   <pic:spPr>
                     <a:xfrm>
                       <a:off x="0" y="0"/>
-                      <a:ext cx="5400040" cy="2495550"/>
+                      <a:ext cx="5400040" cy="2840355"/>
                     </a:xfrm>
                     <a:prstGeom prst="rect">
                       <a:avLst/>
@@ -235,43 +180,68 @@
           </wp:inline>
         </w:drawing>
       </w:r>
-    </w:p>
-    <w:p>
-      <w:pPr>
-        <w:rPr>
-          <w:b/>
-          <w:bCs/>
-          <w:i/>
-          <w:iCs/>
-          <w:lang w:val="en-GB"/>
-        </w:rPr>
-      </w:pPr>
-      <w:r>
-        <w:rPr>
-          <w:b/>
-          <w:bCs/>
-          <w:i/>
-          <w:iCs/>
-          <w:lang w:val="en-GB"/>
-        </w:rPr>
-        <w:t xml:space="preserve">GET </w:t>
-      </w:r>
-      <w:r>
-        <w:rPr>
-          <w:b/>
-          <w:bCs/>
-          <w:i/>
-          <w:iCs/>
-          <w:lang w:val="en-GB"/>
-        </w:rPr>
-        <w:t>http://localhost:3000/api/productos/1</w:t>
-      </w:r>
-      <w:r>
+      <w:r>
+        <w:rPr>
+          <w:b/>
+          <w:bCs/>
+          <w:i/>
+          <w:iCs/>
+          <w:lang w:val="en-GB"/>
+        </w:rPr>
+        <w:t>GET http://localhost:3000/api/productos</w:t>
+      </w:r>
+    </w:p>
+    <w:p>
+      <w:pPr>
+        <w:rPr>
+          <w:b/>
+          <w:bCs/>
+          <w:i/>
+          <w:iCs/>
+          <w:lang w:val="en-GB"/>
+        </w:rPr>
+      </w:pPr>
+    </w:p>
+    <w:p>
+      <w:pPr>
+        <w:rPr>
+          <w:b/>
+          <w:bCs/>
+          <w:i/>
+          <w:iCs/>
+        </w:rPr>
+      </w:pPr>
+      <w:r>
+        <w:lastRenderedPageBreak/>
+        <w:t xml:space="preserve">Captura </w:t>
+      </w:r>
+      <w:r>
+        <w:t>2</w:t>
+      </w:r>
+      <w:r>
+        <w:t xml:space="preserve"> Petición GET </w:t>
+      </w:r>
+      <w:r>
+        <w:t xml:space="preserve">de 1 </w:t>
+      </w:r>
+      <w:r>
+        <w:t>producto</w:t>
+      </w:r>
+      <w:r>
+        <w:t xml:space="preserve"> por id</w:t>
+      </w:r>
+      <w:r>
+        <w:t xml:space="preserve"> en Thunder Client</w:t>
+      </w:r>
+      <w:r>
+        <w:rPr>
+          <w:noProof/>
+        </w:rPr>
         <w:drawing>
-          <wp:inline distT="0" distB="0" distL="0" distR="0" wp14:anchorId="7216716D" wp14:editId="620A5742">
-            <wp:extent cx="5400040" cy="2303145"/>
-            <wp:effectExtent l="0" t="0" r="0" b="1905"/>
-            <wp:docPr id="1010390423" name="Imagen 1"/>
+          <wp:inline distT="0" distB="0" distL="0" distR="0" wp14:anchorId="3C26AF4E" wp14:editId="5E1CA4E1">
+            <wp:extent cx="5400040" cy="2887345"/>
+            <wp:effectExtent l="0" t="0" r="0" b="8255"/>
+            <wp:docPr id="967285445" name="Imagen 1"/>
             <wp:cNvGraphicFramePr>
               <a:graphicFrameLocks xmlns:a="http://schemas.openxmlformats.org/drawingml/2006/main" noChangeAspect="1"/>
             </wp:cNvGraphicFramePr>
@@ -279,7 +249,7 @@
               <a:graphicData uri="http://schemas.openxmlformats.org/drawingml/2006/picture">
                 <pic:pic xmlns:pic="http://schemas.openxmlformats.org/drawingml/2006/picture">
                   <pic:nvPicPr>
-                    <pic:cNvPr id="1010390423" name=""/>
+                    <pic:cNvPr id="967285445" name=""/>
                     <pic:cNvPicPr/>
                   </pic:nvPicPr>
                   <pic:blipFill>
@@ -291,7 +261,7 @@
                   <pic:spPr>
                     <a:xfrm>
                       <a:off x="0" y="0"/>
-                      <a:ext cx="5400040" cy="2303145"/>
+                      <a:ext cx="5400040" cy="2887345"/>
                     </a:xfrm>
                     <a:prstGeom prst="rect">
                       <a:avLst/>
@@ -303,73 +273,69 @@
           </wp:inline>
         </w:drawing>
       </w:r>
-    </w:p>
-    <w:p>
-      <w:pPr>
-        <w:rPr>
-          <w:b/>
-          <w:bCs/>
-          <w:i/>
-          <w:iCs/>
-          <w:lang w:val="en-GB"/>
-        </w:rPr>
-      </w:pPr>
-      <w:r>
-        <w:rPr>
-          <w:b/>
-          <w:bCs/>
-          <w:i/>
-          <w:iCs/>
-          <w:lang w:val="en-GB"/>
-        </w:rPr>
-        <w:t xml:space="preserve">GET </w:t>
-      </w:r>
-      <w:r>
-        <w:rPr>
-          <w:b/>
-          <w:bCs/>
-          <w:i/>
-          <w:iCs/>
-          <w:lang w:val="en-GB"/>
-        </w:rPr>
-        <w:t>http://localhost:3000/api/productos/</w:t>
-      </w:r>
-      <w:r>
-        <w:rPr>
-          <w:b/>
-          <w:bCs/>
-          <w:i/>
-          <w:iCs/>
-          <w:lang w:val="en-GB"/>
-        </w:rPr>
-        <w:t>categoria/</w:t>
-      </w:r>
-      <w:r>
-        <w:rPr>
-          <w:b/>
-          <w:bCs/>
-          <w:i/>
-          <w:iCs/>
-          <w:lang w:val="en-GB"/>
-        </w:rPr>
-        <w:t>Libros</w:t>
-      </w:r>
-    </w:p>
-    <w:p>
-      <w:pPr>
-        <w:rPr>
-          <w:lang w:val="en-GB"/>
-        </w:rPr>
-      </w:pPr>
-      <w:r>
-        <w:rPr>
+      <w:r>
+        <w:rPr>
+          <w:b/>
+          <w:bCs/>
+          <w:i/>
+          <w:iCs/>
+        </w:rPr>
+        <w:t xml:space="preserve"> </w:t>
+      </w:r>
+      <w:r>
+        <w:rPr>
+          <w:b/>
+          <w:bCs/>
+          <w:i/>
+          <w:iCs/>
+        </w:rPr>
+        <w:t>GET http://localhost:3000/api/productos/1</w:t>
+      </w:r>
+    </w:p>
+    <w:p>
+      <w:pPr>
+        <w:rPr>
+          <w:b/>
+          <w:bCs/>
+          <w:i/>
+          <w:iCs/>
+        </w:rPr>
+      </w:pPr>
+    </w:p>
+    <w:p>
+      <w:pPr>
+        <w:rPr>
+          <w:b/>
+          <w:bCs/>
+          <w:i/>
+          <w:iCs/>
+        </w:rPr>
+      </w:pPr>
+      <w:r>
+        <w:t xml:space="preserve">Captura </w:t>
+      </w:r>
+      <w:r>
+        <w:t>3</w:t>
+      </w:r>
+      <w:r>
+        <w:t xml:space="preserve"> Petición GET productos </w:t>
+      </w:r>
+      <w:r>
+        <w:t xml:space="preserve">por categoría Libros </w:t>
+      </w:r>
+      <w:r>
+        <w:t>en Thunder Client</w:t>
+      </w:r>
+      <w:r>
+        <w:rPr>
+          <w:noProof/>
           <w:lang w:val="en-GB"/>
         </w:rPr>
         <w:drawing>
-          <wp:inline distT="0" distB="0" distL="0" distR="0" wp14:anchorId="4FA593A1" wp14:editId="72004B3A">
-            <wp:extent cx="5400040" cy="2303780"/>
-            <wp:effectExtent l="0" t="0" r="0" b="1270"/>
-            <wp:docPr id="583281925" name="Imagen 1"/>
+          <wp:inline distT="0" distB="0" distL="0" distR="0" wp14:anchorId="75E211DC" wp14:editId="3D4FA522">
+            <wp:extent cx="5400040" cy="2887980"/>
+            <wp:effectExtent l="0" t="0" r="0" b="7620"/>
+            <wp:docPr id="1178354215" name="Imagen 1"/>
             <wp:cNvGraphicFramePr>
               <a:graphicFrameLocks xmlns:a="http://schemas.openxmlformats.org/drawingml/2006/main" noChangeAspect="1"/>
             </wp:cNvGraphicFramePr>
@@ -377,7 +343,7 @@
               <a:graphicData uri="http://schemas.openxmlformats.org/drawingml/2006/picture">
                 <pic:pic xmlns:pic="http://schemas.openxmlformats.org/drawingml/2006/picture">
                   <pic:nvPicPr>
-                    <pic:cNvPr id="583281925" name=""/>
+                    <pic:cNvPr id="1178354215" name=""/>
                     <pic:cNvPicPr/>
                   </pic:nvPicPr>
                   <pic:blipFill>
@@ -389,7 +355,7 @@
                   <pic:spPr>
                     <a:xfrm>
                       <a:off x="0" y="0"/>
-                      <a:ext cx="5400040" cy="2303780"/>
+                      <a:ext cx="5400040" cy="2887980"/>
                     </a:xfrm>
                     <a:prstGeom prst="rect">
                       <a:avLst/>
@@ -401,53 +367,67 @@
           </wp:inline>
         </w:drawing>
       </w:r>
-    </w:p>
-    <w:p>
-      <w:pPr>
-        <w:rPr>
-          <w:lang w:val="en-GB"/>
-        </w:rPr>
-      </w:pPr>
-      <w:r>
-        <w:rPr>
-          <w:b/>
-          <w:bCs/>
-          <w:i/>
-          <w:iCs/>
-          <w:lang w:val="en-GB"/>
-        </w:rPr>
+      <w:r>
+        <w:rPr>
+          <w:b/>
+          <w:bCs/>
+          <w:i/>
+          <w:iCs/>
+        </w:rPr>
+        <w:t xml:space="preserve"> </w:t>
+      </w:r>
+      <w:r>
+        <w:rPr>
+          <w:b/>
+          <w:bCs/>
+          <w:i/>
+          <w:iCs/>
+        </w:rPr>
+        <w:t>GET http://localhost:3000/api/productos/categoria/Libros</w:t>
+      </w:r>
+    </w:p>
+    <w:p/>
+    <w:p>
+      <w:pPr>
+        <w:rPr>
+          <w:b/>
+          <w:bCs/>
+          <w:i/>
+          <w:iCs/>
+        </w:rPr>
+      </w:pPr>
+      <w:r>
         <w:lastRenderedPageBreak/>
-        <w:t xml:space="preserve">GET </w:t>
-      </w:r>
-      <w:r>
-        <w:rPr>
-          <w:b/>
-          <w:bCs/>
-          <w:i/>
-          <w:iCs/>
-          <w:lang w:val="en-GB"/>
-        </w:rPr>
-        <w:t>http://localhost:3000/api/productos/categoria/</w:t>
-      </w:r>
-      <w:r>
-        <w:rPr>
-          <w:b/>
-          <w:bCs/>
-          <w:i/>
-          <w:iCs/>
-          <w:lang w:val="en-GB"/>
-        </w:rPr>
+        <w:t xml:space="preserve">Captura </w:t>
+      </w:r>
+      <w:r>
+        <w:t>4</w:t>
+      </w:r>
+      <w:r>
+        <w:t xml:space="preserve"> Petición GET productos </w:t>
+      </w:r>
+      <w:r>
+        <w:t xml:space="preserve">por categoría </w:t>
+      </w:r>
+      <w:r>
         <w:t>Relojes</w:t>
       </w:r>
       <w:r>
-        <w:rPr>
+        <w:t xml:space="preserve"> </w:t>
+      </w:r>
+      <w:r>
+        <w:t>en Thunder Client</w:t>
+      </w:r>
+      <w:r>
+        <w:rPr>
+          <w:noProof/>
           <w:lang w:val="en-GB"/>
         </w:rPr>
         <w:drawing>
-          <wp:inline distT="0" distB="0" distL="0" distR="0" wp14:anchorId="2D734D43" wp14:editId="1FACE7A2">
-            <wp:extent cx="5400040" cy="2422525"/>
-            <wp:effectExtent l="0" t="0" r="0" b="0"/>
-            <wp:docPr id="748398288" name="Imagen 1"/>
+          <wp:inline distT="0" distB="0" distL="0" distR="0" wp14:anchorId="250ABBE2" wp14:editId="5E59F545">
+            <wp:extent cx="5400040" cy="2907030"/>
+            <wp:effectExtent l="0" t="0" r="0" b="7620"/>
+            <wp:docPr id="463240694" name="Imagen 1"/>
             <wp:cNvGraphicFramePr>
               <a:graphicFrameLocks xmlns:a="http://schemas.openxmlformats.org/drawingml/2006/main" noChangeAspect="1"/>
             </wp:cNvGraphicFramePr>
@@ -455,7 +435,7 @@
               <a:graphicData uri="http://schemas.openxmlformats.org/drawingml/2006/picture">
                 <pic:pic xmlns:pic="http://schemas.openxmlformats.org/drawingml/2006/picture">
                   <pic:nvPicPr>
-                    <pic:cNvPr id="748398288" name=""/>
+                    <pic:cNvPr id="463240694" name=""/>
                     <pic:cNvPicPr/>
                   </pic:nvPicPr>
                   <pic:blipFill>
@@ -467,7 +447,7 @@
                   <pic:spPr>
                     <a:xfrm>
                       <a:off x="0" y="0"/>
-                      <a:ext cx="5400040" cy="2422525"/>
+                      <a:ext cx="5400040" cy="2907030"/>
                     </a:xfrm>
                     <a:prstGeom prst="rect">
                       <a:avLst/>
@@ -479,40 +459,151 @@
           </wp:inline>
         </w:drawing>
       </w:r>
-    </w:p>
-    <w:p>
-      <w:r>
-        <w:t>Captura 2 Creación de producto con POST</w:t>
-      </w:r>
-    </w:p>
-    <w:p>
-      <w:pPr>
-        <w:rPr>
-          <w:b/>
-          <w:bCs/>
-          <w:i/>
-          <w:iCs/>
-          <w:lang w:val="en-GB"/>
-        </w:rPr>
-      </w:pPr>
-      <w:r>
-        <w:rPr>
-          <w:b/>
-          <w:bCs/>
-          <w:i/>
-          <w:iCs/>
-          <w:lang w:val="en-GB"/>
-        </w:rPr>
-        <w:t>POST http://localhost:3000/api/productos</w:t>
-      </w:r>
-    </w:p>
-    <w:p>
-      <w:r>
+      <w:r>
+        <w:rPr>
+          <w:b/>
+          <w:bCs/>
+          <w:i/>
+          <w:iCs/>
+        </w:rPr>
+        <w:t xml:space="preserve"> </w:t>
+      </w:r>
+      <w:r>
+        <w:rPr>
+          <w:b/>
+          <w:bCs/>
+          <w:i/>
+          <w:iCs/>
+        </w:rPr>
+        <w:t xml:space="preserve">GET </w:t>
+      </w:r>
+      <w:r>
+        <w:rPr>
+          <w:b/>
+          <w:bCs/>
+          <w:i/>
+          <w:iCs/>
+        </w:rPr>
+        <w:t>http://localhost:3000/api/productos/categoria/Relojes</w:t>
+      </w:r>
+    </w:p>
+    <w:p>
+      <w:pPr>
+        <w:rPr>
+          <w:b/>
+          <w:bCs/>
+          <w:i/>
+          <w:iCs/>
+        </w:rPr>
+      </w:pPr>
+    </w:p>
+    <w:p>
+      <w:pPr>
+        <w:pStyle w:val="Prrafodelista"/>
+        <w:numPr>
+          <w:ilvl w:val="0"/>
+          <w:numId w:val="3"/>
+        </w:numPr>
+        <w:rPr>
+          <w:b/>
+          <w:bCs/>
+          <w:i/>
+          <w:iCs/>
+          <w:lang w:val="en-GB"/>
+        </w:rPr>
+      </w:pPr>
+      <w:r>
+        <w:rPr>
+          <w:b/>
+          <w:bCs/>
+          <w:i/>
+          <w:iCs/>
+          <w:lang w:val="en-GB"/>
+        </w:rPr>
+        <w:t xml:space="preserve">Rutas </w:t>
+      </w:r>
+      <w:proofErr w:type="spellStart"/>
+      <w:r>
+        <w:rPr>
+          <w:b/>
+          <w:bCs/>
+          <w:i/>
+          <w:iCs/>
+          <w:lang w:val="en-GB"/>
+        </w:rPr>
+        <w:t>privadas</w:t>
+      </w:r>
+      <w:proofErr w:type="spellEnd"/>
+      <w:r>
+        <w:rPr>
+          <w:b/>
+          <w:bCs/>
+          <w:i/>
+          <w:iCs/>
+          <w:lang w:val="en-GB"/>
+        </w:rPr>
+        <w:t xml:space="preserve"> ADMIN</w:t>
+      </w:r>
+    </w:p>
+    <w:p>
+      <w:pPr>
+        <w:rPr>
+          <w:lang w:val="en-GB"/>
+        </w:rPr>
+      </w:pPr>
+      <w:proofErr w:type="spellStart"/>
+      <w:r>
+        <w:rPr>
+          <w:lang w:val="en-GB"/>
+        </w:rPr>
+        <w:t>Captura</w:t>
+      </w:r>
+      <w:proofErr w:type="spellEnd"/>
+      <w:r>
+        <w:rPr>
+          <w:lang w:val="en-GB"/>
+        </w:rPr>
+        <w:t xml:space="preserve"> </w:t>
+      </w:r>
+      <w:r>
+        <w:rPr>
+          <w:lang w:val="en-GB"/>
+        </w:rPr>
+        <w:t>5</w:t>
+      </w:r>
+      <w:r>
+        <w:rPr>
+          <w:lang w:val="en-GB"/>
+        </w:rPr>
+        <w:t xml:space="preserve"> </w:t>
+      </w:r>
+      <w:r>
+        <w:rPr>
+          <w:lang w:val="en-GB"/>
+        </w:rPr>
+        <w:t>LOGIN</w:t>
+      </w:r>
+      <w:r>
+        <w:rPr>
+          <w:lang w:val="en-GB"/>
+        </w:rPr>
+        <w:t xml:space="preserve"> con POST</w:t>
+      </w:r>
+      <w:r>
+        <w:rPr>
+          <w:lang w:val="en-GB"/>
+        </w:rPr>
+        <w:t>:</w:t>
+      </w:r>
+      <w:r>
+        <w:rPr>
+          <w:lang w:val="en-GB"/>
+        </w:rPr>
         <w:drawing>
-          <wp:inline distT="0" distB="0" distL="0" distR="0" wp14:anchorId="5D6C517D" wp14:editId="73943771">
-            <wp:extent cx="5400040" cy="2484755"/>
-            <wp:effectExtent l="0" t="0" r="0" b="0"/>
-            <wp:docPr id="1983482648" name="Imagen 1"/>
+          <wp:inline distT="0" distB="0" distL="0" distR="0" wp14:anchorId="6549814A" wp14:editId="5AEFD7DB">
+            <wp:extent cx="5400040" cy="2891155"/>
+            <wp:effectExtent l="0" t="0" r="0" b="4445"/>
+            <wp:docPr id="1997508910" name="Imagen 1"/>
             <wp:cNvGraphicFramePr>
               <a:graphicFrameLocks xmlns:a="http://schemas.openxmlformats.org/drawingml/2006/main" noChangeAspect="1"/>
             </wp:cNvGraphicFramePr>
@@ -520,7 +611,7 @@
               <a:graphicData uri="http://schemas.openxmlformats.org/drawingml/2006/picture">
                 <pic:pic xmlns:pic="http://schemas.openxmlformats.org/drawingml/2006/picture">
                   <pic:nvPicPr>
-                    <pic:cNvPr id="1983482648" name=""/>
+                    <pic:cNvPr id="1997508910" name=""/>
                     <pic:cNvPicPr/>
                   </pic:nvPicPr>
                   <pic:blipFill>
@@ -532,7 +623,7 @@
                   <pic:spPr>
                     <a:xfrm>
                       <a:off x="0" y="0"/>
-                      <a:ext cx="5400040" cy="2484755"/>
+                      <a:ext cx="5400040" cy="2891155"/>
                     </a:xfrm>
                     <a:prstGeom prst="rect">
                       <a:avLst/>
@@ -544,48 +635,80 @@
           </wp:inline>
         </w:drawing>
       </w:r>
-    </w:p>
-    <w:p>
-      <w:r>
-        <w:t>Captura 3 Edición de producto con PUT</w:t>
-      </w:r>
-    </w:p>
-    <w:p>
-      <w:pPr>
-        <w:rPr>
-          <w:lang w:val="en-GB"/>
-        </w:rPr>
-      </w:pPr>
-      <w:r>
-        <w:rPr>
-          <w:b/>
-          <w:bCs/>
-          <w:i/>
-          <w:iCs/>
-          <w:lang w:val="en-GB"/>
-        </w:rPr>
+      <w:r>
+        <w:rPr>
+          <w:lang w:val="en-GB"/>
+        </w:rPr>
+        <w:t xml:space="preserve"> </w:t>
+      </w:r>
+      <w:r>
+        <w:rPr>
+          <w:lang w:val="en-GB"/>
+        </w:rPr>
+        <w:t>POST http://localhost:3000/api/auth/login</w:t>
+      </w:r>
+    </w:p>
+    <w:p>
+      <w:pPr>
+        <w:rPr>
+          <w:lang w:val="en-GB"/>
+        </w:rPr>
+      </w:pPr>
+      <w:r>
+        <w:rPr>
+          <w:lang w:val="en-GB"/>
+        </w:rPr>
+        <w:t>Body (JSON): {"username": "admin", "password": "</w:t>
+      </w:r>
+      <w:proofErr w:type="spellStart"/>
+      <w:r>
+        <w:rPr>
+          <w:lang w:val="en-GB"/>
+        </w:rPr>
+        <w:t>tu_password</w:t>
+      </w:r>
+      <w:proofErr w:type="spellEnd"/>
+      <w:r>
+        <w:rPr>
+          <w:lang w:val="en-GB"/>
+        </w:rPr>
+        <w:t>"}</w:t>
+      </w:r>
+    </w:p>
+    <w:p>
+      <w:pPr>
+        <w:rPr>
+          <w:noProof/>
+        </w:rPr>
+      </w:pPr>
+      <w:r>
         <w:lastRenderedPageBreak/>
-        <w:t>PUT http://localhost:3000/api/productos/</w:t>
-      </w:r>
-      <w:r>
-        <w:rPr>
-          <w:b/>
-          <w:bCs/>
-          <w:i/>
-          <w:iCs/>
-          <w:lang w:val="en-GB"/>
-        </w:rPr>
-        <w:t>2</w:t>
+        <w:t>Captura</w:t>
+      </w:r>
+      <w:r>
+        <w:t xml:space="preserve"> 6</w:t>
+      </w:r>
+      <w:r>
+        <w:t xml:space="preserve"> c</w:t>
+      </w:r>
+      <w:r>
+        <w:t>opiar TOKEN en Bearer</w:t>
+      </w:r>
+      <w:r>
+        <w:rPr>
+          <w:noProof/>
+        </w:rPr>
+        <w:t>:</w:t>
       </w:r>
       <w:r>
         <w:rPr>
           <w:lang w:val="en-GB"/>
         </w:rPr>
         <w:drawing>
-          <wp:inline distT="0" distB="0" distL="0" distR="0" wp14:anchorId="3106AE1D" wp14:editId="7C32A2B4">
-            <wp:extent cx="5400040" cy="2463800"/>
-            <wp:effectExtent l="0" t="0" r="0" b="0"/>
-            <wp:docPr id="1158022521" name="Imagen 1"/>
+          <wp:inline distT="0" distB="0" distL="0" distR="0" wp14:anchorId="671F726E" wp14:editId="7DC4CDF2">
+            <wp:extent cx="5400040" cy="2872740"/>
+            <wp:effectExtent l="0" t="0" r="0" b="3810"/>
+            <wp:docPr id="517206153" name="Imagen 1"/>
             <wp:cNvGraphicFramePr>
               <a:graphicFrameLocks xmlns:a="http://schemas.openxmlformats.org/drawingml/2006/main" noChangeAspect="1"/>
             </wp:cNvGraphicFramePr>
@@ -593,7 +716,7 @@
               <a:graphicData uri="http://schemas.openxmlformats.org/drawingml/2006/picture">
                 <pic:pic xmlns:pic="http://schemas.openxmlformats.org/drawingml/2006/picture">
                   <pic:nvPicPr>
-                    <pic:cNvPr id="1158022521" name=""/>
+                    <pic:cNvPr id="517206153" name=""/>
                     <pic:cNvPicPr/>
                   </pic:nvPicPr>
                   <pic:blipFill>
@@ -605,7 +728,7 @@
                   <pic:spPr>
                     <a:xfrm>
                       <a:off x="0" y="0"/>
-                      <a:ext cx="5400040" cy="2463800"/>
+                      <a:ext cx="5400040" cy="2872740"/>
                     </a:xfrm>
                     <a:prstGeom prst="rect">
                       <a:avLst/>
@@ -619,70 +742,62 @@
       </w:r>
     </w:p>
     <w:p>
-      <w:r>
-        <w:t>Captura 4 Eliminación de producto con DELETE</w:t>
-      </w:r>
-    </w:p>
-    <w:p>
-      <w:pPr>
-        <w:rPr>
-          <w:b/>
-          <w:bCs/>
-          <w:i/>
-          <w:iCs/>
-        </w:rPr>
-      </w:pPr>
-      <w:r>
-        <w:rPr>
-          <w:b/>
-          <w:bCs/>
-          <w:i/>
-          <w:iCs/>
-        </w:rPr>
-        <w:t>DELETE</w:t>
-      </w:r>
-      <w:r>
-        <w:rPr>
-          <w:b/>
-          <w:bCs/>
-          <w:i/>
-          <w:iCs/>
-        </w:rPr>
-        <w:t xml:space="preserve"> (BORRADO FÍSICO)</w:t>
-      </w:r>
-      <w:r>
-        <w:rPr>
-          <w:b/>
-          <w:bCs/>
-          <w:i/>
-          <w:iCs/>
-        </w:rPr>
-        <w:t xml:space="preserve"> </w:t>
-      </w:r>
-      <w:r>
-        <w:rPr>
-          <w:b/>
-          <w:bCs/>
-          <w:i/>
-          <w:iCs/>
-        </w:rPr>
-        <w:t>http://localhost:3000/api/productos/</w:t>
-      </w:r>
-      <w:r>
-        <w:rPr>
-          <w:b/>
-          <w:bCs/>
-          <w:i/>
-          <w:iCs/>
-        </w:rPr>
-        <w:t>4</w:t>
-      </w:r>
-      <w:r>
+      <w:pPr>
+        <w:rPr>
+          <w:noProof/>
+        </w:rPr>
+      </w:pPr>
+    </w:p>
+    <w:p>
+      <w:pPr>
+        <w:rPr>
+          <w:b/>
+          <w:bCs/>
+          <w:i/>
+          <w:iCs/>
+        </w:rPr>
+      </w:pPr>
+      <w:r>
+        <w:rPr>
+          <w:noProof/>
+        </w:rPr>
+        <w:t>Captura</w:t>
+      </w:r>
+      <w:r>
+        <w:rPr>
+          <w:noProof/>
+        </w:rPr>
+        <w:t xml:space="preserve"> 7</w:t>
+      </w:r>
+      <w:r>
+        <w:rPr>
+          <w:noProof/>
+        </w:rPr>
+        <w:t xml:space="preserve"> Ver </w:t>
+      </w:r>
+      <w:r>
+        <w:rPr>
+          <w:b/>
+          <w:bCs/>
+          <w:noProof/>
+        </w:rPr>
+        <w:t>todos</w:t>
+      </w:r>
+      <w:r>
+        <w:rPr>
+          <w:noProof/>
+        </w:rPr>
+        <w:t xml:space="preserve"> los productos incluidos los desactivados con GET</w:t>
+      </w:r>
+      <w:r>
+        <w:rPr>
+          <w:lang w:val="en-GB"/>
+        </w:rPr>
         <w:drawing>
-          <wp:inline distT="0" distB="0" distL="0" distR="0" wp14:anchorId="78C082D8" wp14:editId="0C68929B">
-            <wp:extent cx="5400040" cy="1990090"/>
-            <wp:effectExtent l="0" t="0" r="0" b="0"/>
-            <wp:docPr id="1117225435" name="Imagen 1"/>
+          <wp:inline distT="0" distB="0" distL="0" distR="0" wp14:anchorId="1B749350" wp14:editId="61840462">
+            <wp:extent cx="5400040" cy="2889250"/>
+            <wp:effectExtent l="0" t="0" r="0" b="6350"/>
+            <wp:docPr id="2076604365" name="Imagen 1"/>
             <wp:cNvGraphicFramePr>
               <a:graphicFrameLocks xmlns:a="http://schemas.openxmlformats.org/drawingml/2006/main" noChangeAspect="1"/>
             </wp:cNvGraphicFramePr>
@@ -690,7 +805,7 @@
               <a:graphicData uri="http://schemas.openxmlformats.org/drawingml/2006/picture">
                 <pic:pic xmlns:pic="http://schemas.openxmlformats.org/drawingml/2006/picture">
                   <pic:nvPicPr>
-                    <pic:cNvPr id="1117225435" name=""/>
+                    <pic:cNvPr id="2076604365" name=""/>
                     <pic:cNvPicPr/>
                   </pic:nvPicPr>
                   <pic:blipFill>
@@ -702,7 +817,7 @@
                   <pic:spPr>
                     <a:xfrm>
                       <a:off x="0" y="0"/>
-                      <a:ext cx="5400040" cy="1990090"/>
+                      <a:ext cx="5400040" cy="2889250"/>
                     </a:xfrm>
                     <a:prstGeom prst="rect">
                       <a:avLst/>
@@ -714,69 +829,45 @@
           </wp:inline>
         </w:drawing>
       </w:r>
-    </w:p>
-    <w:p>
-      <w:pPr>
-        <w:rPr>
-          <w:b/>
-          <w:bCs/>
-          <w:i/>
-          <w:iCs/>
-        </w:rPr>
-      </w:pPr>
-      <w:r>
-        <w:rPr>
-          <w:b/>
-          <w:bCs/>
-          <w:i/>
-          <w:iCs/>
-        </w:rPr>
-        <w:t>DELETE</w:t>
-      </w:r>
-      <w:r>
-        <w:rPr>
-          <w:b/>
-          <w:bCs/>
-          <w:i/>
-          <w:iCs/>
-        </w:rPr>
-        <w:t xml:space="preserve"> (BORRADO LÓGICO)</w:t>
-      </w:r>
-      <w:r>
-        <w:rPr>
-          <w:b/>
-          <w:bCs/>
-          <w:i/>
-          <w:iCs/>
-        </w:rPr>
-        <w:t xml:space="preserve"> </w:t>
-      </w:r>
-      <w:r>
-        <w:rPr>
-          <w:b/>
-          <w:bCs/>
-          <w:i/>
-          <w:iCs/>
-        </w:rPr>
-        <w:t>http://localhost:3000/api/productos/</w:t>
-      </w:r>
-      <w:r>
-        <w:rPr>
-          <w:b/>
-          <w:bCs/>
-          <w:i/>
-          <w:iCs/>
-        </w:rPr>
-        <w:t>5</w:t>
-      </w:r>
-    </w:p>
-    <w:p>
-      <w:r>
+      <w:r>
+        <w:rPr>
+          <w:b/>
+          <w:bCs/>
+          <w:i/>
+          <w:iCs/>
+        </w:rPr>
+        <w:t>GET http://localhost:3000/api/productos/admin/todos</w:t>
+      </w:r>
+    </w:p>
+    <w:p/>
+    <w:p>
+      <w:pPr>
+        <w:rPr>
+          <w:b/>
+          <w:bCs/>
+          <w:i/>
+          <w:iCs/>
+        </w:rPr>
+      </w:pPr>
+      <w:r>
+        <w:lastRenderedPageBreak/>
+        <w:t xml:space="preserve">Captura </w:t>
+      </w:r>
+      <w:r>
+        <w:t>8</w:t>
+      </w:r>
+      <w:r>
+        <w:t xml:space="preserve"> Creación de producto con POST</w:t>
+      </w:r>
+      <w:r>
+        <w:rPr>
+          <w:noProof/>
+        </w:rPr>
         <w:drawing>
-          <wp:inline distT="0" distB="0" distL="0" distR="0" wp14:anchorId="1A5E81DA" wp14:editId="73C9687E">
-            <wp:extent cx="5400040" cy="1901825"/>
-            <wp:effectExtent l="0" t="0" r="0" b="3175"/>
-            <wp:docPr id="347676603" name="Imagen 1"/>
+          <wp:inline distT="0" distB="0" distL="0" distR="0" wp14:anchorId="64FB176E" wp14:editId="1D9C9F70">
+            <wp:extent cx="5400040" cy="2879725"/>
+            <wp:effectExtent l="0" t="0" r="0" b="0"/>
+            <wp:docPr id="1008839816" name="Imagen 1"/>
             <wp:cNvGraphicFramePr>
               <a:graphicFrameLocks xmlns:a="http://schemas.openxmlformats.org/drawingml/2006/main" noChangeAspect="1"/>
             </wp:cNvGraphicFramePr>
@@ -784,7 +875,7 @@
               <a:graphicData uri="http://schemas.openxmlformats.org/drawingml/2006/picture">
                 <pic:pic xmlns:pic="http://schemas.openxmlformats.org/drawingml/2006/picture">
                   <pic:nvPicPr>
-                    <pic:cNvPr id="347676603" name=""/>
+                    <pic:cNvPr id="1008839816" name=""/>
                     <pic:cNvPicPr/>
                   </pic:nvPicPr>
                   <pic:blipFill>
@@ -796,7 +887,7 @@
                   <pic:spPr>
                     <a:xfrm>
                       <a:off x="0" y="0"/>
-                      <a:ext cx="5400040" cy="1901825"/>
+                      <a:ext cx="5400040" cy="2879725"/>
                     </a:xfrm>
                     <a:prstGeom prst="rect">
                       <a:avLst/>
@@ -808,43 +899,899 @@
           </wp:inline>
         </w:drawing>
       </w:r>
-    </w:p>
-    <w:p>
-      <w:r>
-        <w:t>Captura 5 Registro de pedido con POST</w:t>
-      </w:r>
-    </w:p>
-    <w:p>
-      <w:pPr>
-        <w:rPr>
-          <w:b/>
-          <w:bCs/>
-          <w:i/>
-          <w:iCs/>
-        </w:rPr>
-      </w:pPr>
-      <w:r>
-        <w:rPr>
-          <w:b/>
-          <w:bCs/>
-          <w:i/>
-          <w:iCs/>
-        </w:rPr>
-        <w:t>POST http://localhost:3000/api/pedidos</w:t>
+      <w:r>
+        <w:rPr>
+          <w:b/>
+          <w:bCs/>
+          <w:i/>
+          <w:iCs/>
+        </w:rPr>
+        <w:t xml:space="preserve"> </w:t>
+      </w:r>
+      <w:proofErr w:type="spellStart"/>
+      <w:r>
+        <w:rPr>
+          <w:b/>
+          <w:bCs/>
+          <w:i/>
+          <w:iCs/>
+        </w:rPr>
+        <w:t>POST</w:t>
+      </w:r>
+      <w:proofErr w:type="spellEnd"/>
+      <w:r>
+        <w:rPr>
+          <w:b/>
+          <w:bCs/>
+          <w:i/>
+          <w:iCs/>
+        </w:rPr>
+        <w:t xml:space="preserve"> http://localhost:3000/api/productos</w:t>
+      </w:r>
+      <w:r>
+        <w:rPr>
+          <w:b/>
+          <w:bCs/>
+          <w:i/>
+          <w:iCs/>
+        </w:rPr>
+        <w:t>/admin</w:t>
+      </w:r>
+    </w:p>
+    <w:p>
+      <w:pPr>
+        <w:spacing w:after="0" w:line="240" w:lineRule="auto"/>
+      </w:pPr>
+      <w:r>
+        <w:t>{</w:t>
+      </w:r>
+    </w:p>
+    <w:p>
+      <w:pPr>
+        <w:spacing w:after="0" w:line="240" w:lineRule="auto"/>
+      </w:pPr>
+      <w:r>
+        <w:t xml:space="preserve">  "nombre": "Reloj de Bolsillo Antiguo2",</w:t>
+      </w:r>
+    </w:p>
+    <w:p>
+      <w:pPr>
+        <w:spacing w:after="0" w:line="240" w:lineRule="auto"/>
+      </w:pPr>
+      <w:r>
+        <w:t xml:space="preserve">  "</w:t>
+      </w:r>
+      <w:proofErr w:type="spellStart"/>
+      <w:r>
+        <w:t>descripcion</w:t>
+      </w:r>
+      <w:proofErr w:type="spellEnd"/>
+      <w:r>
+        <w:t>": "Reloj de plata del siglo XIX, funciona perfectamente.",</w:t>
+      </w:r>
+    </w:p>
+    <w:p>
+      <w:pPr>
+        <w:spacing w:after="0" w:line="240" w:lineRule="auto"/>
+      </w:pPr>
+      <w:r>
+        <w:t xml:space="preserve">  "</w:t>
+      </w:r>
+      <w:proofErr w:type="spellStart"/>
+      <w:r>
+        <w:t>precio_unidad</w:t>
+      </w:r>
+      <w:proofErr w:type="spellEnd"/>
+      <w:r>
+        <w:t>": 120.50,</w:t>
+      </w:r>
+    </w:p>
+    <w:p>
+      <w:pPr>
+        <w:spacing w:after="0" w:line="240" w:lineRule="auto"/>
+      </w:pPr>
+      <w:r>
+        <w:t xml:space="preserve">  "</w:t>
+      </w:r>
+      <w:proofErr w:type="spellStart"/>
+      <w:r>
+        <w:t>categoria</w:t>
+      </w:r>
+      <w:proofErr w:type="spellEnd"/>
+      <w:r>
+        <w:t>": "Relojes",</w:t>
+      </w:r>
+    </w:p>
+    <w:p>
+      <w:pPr>
+        <w:spacing w:after="0" w:line="240" w:lineRule="auto"/>
+      </w:pPr>
+      <w:r>
+        <w:t xml:space="preserve">  "</w:t>
+      </w:r>
+      <w:proofErr w:type="spellStart"/>
+      <w:r>
+        <w:t>imagen_url</w:t>
+      </w:r>
+      <w:proofErr w:type="spellEnd"/>
+      <w:r>
+        <w:t>": "https://via.placeholder.com/150",</w:t>
+      </w:r>
+    </w:p>
+    <w:p>
+      <w:pPr>
+        <w:spacing w:after="0" w:line="240" w:lineRule="auto"/>
+      </w:pPr>
+      <w:r>
+        <w:t xml:space="preserve">  "stock": 1,</w:t>
+      </w:r>
+    </w:p>
+    <w:p>
+      <w:pPr>
+        <w:spacing w:after="0" w:line="240" w:lineRule="auto"/>
+      </w:pPr>
+      <w:r>
+        <w:t xml:space="preserve">  "activo": 1</w:t>
+      </w:r>
+    </w:p>
+    <w:p>
+      <w:pPr>
+        <w:spacing w:after="0" w:line="240" w:lineRule="auto"/>
+      </w:pPr>
+      <w:r>
+        <w:t>}</w:t>
       </w:r>
     </w:p>
     <w:p/>
     <w:p>
+      <w:pPr>
+        <w:rPr>
+          <w:b/>
+          <w:bCs/>
+          <w:i/>
+          <w:iCs/>
+        </w:rPr>
+      </w:pPr>
+      <w:r>
+        <w:t xml:space="preserve">Captura </w:t>
+      </w:r>
+      <w:r>
+        <w:t>9</w:t>
+      </w:r>
+      <w:r>
+        <w:t xml:space="preserve"> Edición de producto con PUT</w:t>
+      </w:r>
+      <w:r>
+        <w:rPr>
+          <w:noProof/>
+          <w:lang w:val="en-GB"/>
+        </w:rPr>
+        <w:drawing>
+          <wp:inline distT="0" distB="0" distL="0" distR="0" wp14:anchorId="3C19E239" wp14:editId="6394E5CB">
+            <wp:extent cx="5400040" cy="2905125"/>
+            <wp:effectExtent l="0" t="0" r="0" b="9525"/>
+            <wp:docPr id="852288594" name="Imagen 1"/>
+            <wp:cNvGraphicFramePr>
+              <a:graphicFrameLocks xmlns:a="http://schemas.openxmlformats.org/drawingml/2006/main" noChangeAspect="1"/>
+            </wp:cNvGraphicFramePr>
+            <a:graphic xmlns:a="http://schemas.openxmlformats.org/drawingml/2006/main">
+              <a:graphicData uri="http://schemas.openxmlformats.org/drawingml/2006/picture">
+                <pic:pic xmlns:pic="http://schemas.openxmlformats.org/drawingml/2006/picture">
+                  <pic:nvPicPr>
+                    <pic:cNvPr id="852288594" name=""/>
+                    <pic:cNvPicPr/>
+                  </pic:nvPicPr>
+                  <pic:blipFill>
+                    <a:blip r:embed="rId13"/>
+                    <a:stretch>
+                      <a:fillRect/>
+                    </a:stretch>
+                  </pic:blipFill>
+                  <pic:spPr>
+                    <a:xfrm>
+                      <a:off x="0" y="0"/>
+                      <a:ext cx="5400040" cy="2905125"/>
+                    </a:xfrm>
+                    <a:prstGeom prst="rect">
+                      <a:avLst/>
+                    </a:prstGeom>
+                  </pic:spPr>
+                </pic:pic>
+              </a:graphicData>
+            </a:graphic>
+          </wp:inline>
+        </w:drawing>
+      </w:r>
+      <w:proofErr w:type="spellStart"/>
+      <w:r>
+        <w:rPr>
+          <w:b/>
+          <w:bCs/>
+          <w:i/>
+          <w:iCs/>
+        </w:rPr>
+        <w:t>PUT</w:t>
+      </w:r>
+      <w:proofErr w:type="spellEnd"/>
+      <w:r>
+        <w:rPr>
+          <w:b/>
+          <w:bCs/>
+          <w:i/>
+          <w:iCs/>
+        </w:rPr>
+        <w:t xml:space="preserve"> http://localhost:3000/api/productos/</w:t>
+      </w:r>
+      <w:r>
+        <w:rPr>
+          <w:b/>
+          <w:bCs/>
+          <w:i/>
+          <w:iCs/>
+        </w:rPr>
+        <w:t>admin/4</w:t>
+      </w:r>
+    </w:p>
+    <w:p>
+      <w:pPr>
+        <w:spacing w:after="0" w:line="240" w:lineRule="auto"/>
+      </w:pPr>
       <w:r>
         <w:lastRenderedPageBreak/>
-        <w:t>Captura 6 Respuesta JSON del servidor</w:t>
-      </w:r>
-    </w:p>
-    <w:p>
-      <w:pPr>
-        <w:rPr>
-          <w:b/>
-          <w:bCs/>
+        <w:t>{</w:t>
+      </w:r>
+    </w:p>
+    <w:p>
+      <w:pPr>
+        <w:spacing w:after="0" w:line="240" w:lineRule="auto"/>
+      </w:pPr>
+      <w:r>
+        <w:t xml:space="preserve">  "nombre": "Reloj de Bolsillo Antiguo2",</w:t>
+      </w:r>
+    </w:p>
+    <w:p>
+      <w:pPr>
+        <w:spacing w:after="0" w:line="240" w:lineRule="auto"/>
+      </w:pPr>
+      <w:r>
+        <w:t xml:space="preserve">  "</w:t>
+      </w:r>
+      <w:proofErr w:type="spellStart"/>
+      <w:r>
+        <w:t>descripcion</w:t>
+      </w:r>
+      <w:proofErr w:type="spellEnd"/>
+      <w:r>
+        <w:t>": "Reloj de plata del siglo XIX, funciona perfectamente.",</w:t>
+      </w:r>
+    </w:p>
+    <w:p>
+      <w:pPr>
+        <w:spacing w:after="0" w:line="240" w:lineRule="auto"/>
+        <w:rPr>
+          <w:b/>
+          <w:bCs/>
+        </w:rPr>
+      </w:pPr>
+      <w:r>
+        <w:rPr>
+          <w:b/>
+          <w:bCs/>
+        </w:rPr>
+        <w:t xml:space="preserve">  "</w:t>
+      </w:r>
+      <w:proofErr w:type="spellStart"/>
+      <w:r>
+        <w:rPr>
+          <w:b/>
+          <w:bCs/>
+        </w:rPr>
+        <w:t>precio_unidad</w:t>
+      </w:r>
+      <w:proofErr w:type="spellEnd"/>
+      <w:r>
+        <w:rPr>
+          <w:b/>
+          <w:bCs/>
+        </w:rPr>
+        <w:t>": 5000.50,</w:t>
+      </w:r>
+    </w:p>
+    <w:p>
+      <w:pPr>
+        <w:spacing w:after="0" w:line="240" w:lineRule="auto"/>
+      </w:pPr>
+      <w:r>
+        <w:t xml:space="preserve">  "</w:t>
+      </w:r>
+      <w:proofErr w:type="spellStart"/>
+      <w:r>
+        <w:t>categoria</w:t>
+      </w:r>
+      <w:proofErr w:type="spellEnd"/>
+      <w:r>
+        <w:t>": "Relojes",</w:t>
+      </w:r>
+    </w:p>
+    <w:p>
+      <w:pPr>
+        <w:spacing w:after="0" w:line="240" w:lineRule="auto"/>
+      </w:pPr>
+      <w:r>
+        <w:t xml:space="preserve">  "</w:t>
+      </w:r>
+      <w:proofErr w:type="spellStart"/>
+      <w:r>
+        <w:t>imagen_url</w:t>
+      </w:r>
+      <w:proofErr w:type="spellEnd"/>
+      <w:r>
+        <w:t>": "https://via.placeholder.com/150",</w:t>
+      </w:r>
+    </w:p>
+    <w:p>
+      <w:pPr>
+        <w:spacing w:after="0" w:line="240" w:lineRule="auto"/>
+      </w:pPr>
+      <w:r>
+        <w:t xml:space="preserve">  "stock": 1,</w:t>
+      </w:r>
+    </w:p>
+    <w:p>
+      <w:pPr>
+        <w:spacing w:after="0" w:line="240" w:lineRule="auto"/>
+      </w:pPr>
+      <w:r>
+        <w:t xml:space="preserve">  "activo": 1</w:t>
+      </w:r>
+    </w:p>
+    <w:p>
+      <w:pPr>
+        <w:spacing w:after="0" w:line="240" w:lineRule="auto"/>
+      </w:pPr>
+      <w:r>
+        <w:t>}</w:t>
+      </w:r>
+    </w:p>
+    <w:p>
+      <w:pPr>
+        <w:spacing w:after="0" w:line="240" w:lineRule="auto"/>
+      </w:pPr>
+    </w:p>
+    <w:p>
+      <w:pPr>
+        <w:rPr>
+          <w:b/>
+          <w:bCs/>
+          <w:i/>
+          <w:iCs/>
+        </w:rPr>
+      </w:pPr>
+      <w:r>
+        <w:t xml:space="preserve">Captura </w:t>
+      </w:r>
+      <w:r>
+        <w:t>10</w:t>
+      </w:r>
+      <w:r>
+        <w:t xml:space="preserve"> Eliminación de producto con DELETE</w:t>
+      </w:r>
+      <w:r>
+        <w:rPr>
+          <w:noProof/>
+        </w:rPr>
+        <w:drawing>
+          <wp:inline distT="0" distB="0" distL="0" distR="0" wp14:anchorId="4E0F84AF" wp14:editId="55BE9ACE">
+            <wp:extent cx="5400040" cy="2873375"/>
+            <wp:effectExtent l="0" t="0" r="0" b="3175"/>
+            <wp:docPr id="204392937" name="Imagen 1"/>
+            <wp:cNvGraphicFramePr>
+              <a:graphicFrameLocks xmlns:a="http://schemas.openxmlformats.org/drawingml/2006/main" noChangeAspect="1"/>
+            </wp:cNvGraphicFramePr>
+            <a:graphic xmlns:a="http://schemas.openxmlformats.org/drawingml/2006/main">
+              <a:graphicData uri="http://schemas.openxmlformats.org/drawingml/2006/picture">
+                <pic:pic xmlns:pic="http://schemas.openxmlformats.org/drawingml/2006/picture">
+                  <pic:nvPicPr>
+                    <pic:cNvPr id="204392937" name=""/>
+                    <pic:cNvPicPr/>
+                  </pic:nvPicPr>
+                  <pic:blipFill>
+                    <a:blip r:embed="rId14"/>
+                    <a:stretch>
+                      <a:fillRect/>
+                    </a:stretch>
+                  </pic:blipFill>
+                  <pic:spPr>
+                    <a:xfrm>
+                      <a:off x="0" y="0"/>
+                      <a:ext cx="5400040" cy="2873375"/>
+                    </a:xfrm>
+                    <a:prstGeom prst="rect">
+                      <a:avLst/>
+                    </a:prstGeom>
+                  </pic:spPr>
+                </pic:pic>
+              </a:graphicData>
+            </a:graphic>
+          </wp:inline>
+        </w:drawing>
+      </w:r>
+      <w:r>
+        <w:rPr>
+          <w:b/>
+          <w:bCs/>
+          <w:i/>
+          <w:iCs/>
+        </w:rPr>
+        <w:t xml:space="preserve"> </w:t>
+      </w:r>
+      <w:proofErr w:type="spellStart"/>
+      <w:r>
+        <w:rPr>
+          <w:b/>
+          <w:bCs/>
+          <w:i/>
+          <w:iCs/>
+        </w:rPr>
+        <w:t>DELETE</w:t>
+      </w:r>
+      <w:proofErr w:type="spellEnd"/>
+      <w:r>
+        <w:rPr>
+          <w:b/>
+          <w:bCs/>
+          <w:i/>
+          <w:iCs/>
+        </w:rPr>
+        <w:t xml:space="preserve"> (BORRADO LÓGICO)</w:t>
+      </w:r>
+      <w:r>
+        <w:rPr>
+          <w:b/>
+          <w:bCs/>
+          <w:i/>
+          <w:iCs/>
+        </w:rPr>
+        <w:t xml:space="preserve"> </w:t>
+      </w:r>
+      <w:r>
+        <w:rPr>
+          <w:b/>
+          <w:bCs/>
+          <w:i/>
+          <w:iCs/>
+        </w:rPr>
+        <w:t>http://localhost:3000/api/productos/</w:t>
+      </w:r>
+      <w:r>
+        <w:rPr>
+          <w:b/>
+          <w:bCs/>
+          <w:i/>
+          <w:iCs/>
+        </w:rPr>
+        <w:t>4</w:t>
+      </w:r>
+    </w:p>
+    <w:p>
+      <w:pPr>
+        <w:rPr>
+          <w:b/>
+          <w:bCs/>
+          <w:i/>
+          <w:iCs/>
+        </w:rPr>
+      </w:pPr>
+      <w:r>
+        <w:t xml:space="preserve">Captura </w:t>
+      </w:r>
+      <w:r>
+        <w:t>11</w:t>
+      </w:r>
+      <w:r>
+        <w:t xml:space="preserve"> </w:t>
+      </w:r>
+      <w:r>
+        <w:t>Reactivar borrado lógico</w:t>
+      </w:r>
+      <w:r>
+        <w:t xml:space="preserve"> con PATCH</w:t>
+      </w:r>
+      <w:r>
+        <w:t>:</w:t>
+      </w:r>
+      <w:r>
+        <w:drawing>
+          <wp:inline distT="0" distB="0" distL="0" distR="0" wp14:anchorId="4483047C" wp14:editId="788095B0">
+            <wp:extent cx="5400040" cy="2872740"/>
+            <wp:effectExtent l="0" t="0" r="0" b="3810"/>
+            <wp:docPr id="1746428801" name="Imagen 1"/>
+            <wp:cNvGraphicFramePr>
+              <a:graphicFrameLocks xmlns:a="http://schemas.openxmlformats.org/drawingml/2006/main" noChangeAspect="1"/>
+            </wp:cNvGraphicFramePr>
+            <a:graphic xmlns:a="http://schemas.openxmlformats.org/drawingml/2006/main">
+              <a:graphicData uri="http://schemas.openxmlformats.org/drawingml/2006/picture">
+                <pic:pic xmlns:pic="http://schemas.openxmlformats.org/drawingml/2006/picture">
+                  <pic:nvPicPr>
+                    <pic:cNvPr id="1746428801" name=""/>
+                    <pic:cNvPicPr/>
+                  </pic:nvPicPr>
+                  <pic:blipFill>
+                    <a:blip r:embed="rId15"/>
+                    <a:stretch>
+                      <a:fillRect/>
+                    </a:stretch>
+                  </pic:blipFill>
+                  <pic:spPr>
+                    <a:xfrm>
+                      <a:off x="0" y="0"/>
+                      <a:ext cx="5400040" cy="2872740"/>
+                    </a:xfrm>
+                    <a:prstGeom prst="rect">
+                      <a:avLst/>
+                    </a:prstGeom>
+                  </pic:spPr>
+                </pic:pic>
+              </a:graphicData>
+            </a:graphic>
+          </wp:inline>
+        </w:drawing>
+      </w:r>
+      <w:r>
+        <w:rPr>
+          <w:b/>
+          <w:bCs/>
+          <w:i/>
+          <w:iCs/>
+        </w:rPr>
+        <w:t xml:space="preserve">PATCH </w:t>
+      </w:r>
+      <w:r>
+        <w:rPr>
+          <w:b/>
+          <w:bCs/>
+          <w:i/>
+          <w:iCs/>
+        </w:rPr>
+        <w:t>http://localhost:3000/api/productos/admin/restore/4</w:t>
+      </w:r>
+    </w:p>
+    <w:p>
+      <w:pPr>
+        <w:rPr>
+          <w:b/>
+          <w:bCs/>
+          <w:i/>
+          <w:iCs/>
+        </w:rPr>
+      </w:pPr>
+      <w:r>
+        <w:lastRenderedPageBreak/>
+        <w:t xml:space="preserve">Captura </w:t>
+      </w:r>
+      <w:r>
+        <w:t>12</w:t>
+      </w:r>
+      <w:r>
+        <w:t xml:space="preserve"> Registro de pedido con POST</w:t>
+      </w:r>
+      <w:r>
+        <w:drawing>
+          <wp:inline distT="0" distB="0" distL="0" distR="0" wp14:anchorId="4F1F7EAE" wp14:editId="1DA424FE">
+            <wp:extent cx="5400040" cy="2906395"/>
+            <wp:effectExtent l="0" t="0" r="0" b="8255"/>
+            <wp:docPr id="491418180" name="Imagen 1"/>
+            <wp:cNvGraphicFramePr>
+              <a:graphicFrameLocks xmlns:a="http://schemas.openxmlformats.org/drawingml/2006/main" noChangeAspect="1"/>
+            </wp:cNvGraphicFramePr>
+            <a:graphic xmlns:a="http://schemas.openxmlformats.org/drawingml/2006/main">
+              <a:graphicData uri="http://schemas.openxmlformats.org/drawingml/2006/picture">
+                <pic:pic xmlns:pic="http://schemas.openxmlformats.org/drawingml/2006/picture">
+                  <pic:nvPicPr>
+                    <pic:cNvPr id="491418180" name=""/>
+                    <pic:cNvPicPr/>
+                  </pic:nvPicPr>
+                  <pic:blipFill>
+                    <a:blip r:embed="rId16"/>
+                    <a:stretch>
+                      <a:fillRect/>
+                    </a:stretch>
+                  </pic:blipFill>
+                  <pic:spPr>
+                    <a:xfrm>
+                      <a:off x="0" y="0"/>
+                      <a:ext cx="5400040" cy="2906395"/>
+                    </a:xfrm>
+                    <a:prstGeom prst="rect">
+                      <a:avLst/>
+                    </a:prstGeom>
+                  </pic:spPr>
+                </pic:pic>
+              </a:graphicData>
+            </a:graphic>
+          </wp:inline>
+        </w:drawing>
+      </w:r>
+      <w:r>
+        <w:rPr>
+          <w:b/>
+          <w:bCs/>
+          <w:i/>
+          <w:iCs/>
+        </w:rPr>
+        <w:t xml:space="preserve"> </w:t>
+      </w:r>
+      <w:proofErr w:type="spellStart"/>
+      <w:r>
+        <w:rPr>
+          <w:b/>
+          <w:bCs/>
+          <w:i/>
+          <w:iCs/>
+        </w:rPr>
+        <w:t>POST</w:t>
+      </w:r>
+      <w:proofErr w:type="spellEnd"/>
+      <w:r>
+        <w:rPr>
+          <w:b/>
+          <w:bCs/>
+          <w:i/>
+          <w:iCs/>
+        </w:rPr>
+        <w:t xml:space="preserve"> http://localhost:3000/api/pedidos</w:t>
+      </w:r>
+    </w:p>
+    <w:p>
+      <w:pPr>
+        <w:spacing w:after="0" w:line="240" w:lineRule="auto"/>
+      </w:pPr>
+      <w:r>
+        <w:t>{</w:t>
+      </w:r>
+    </w:p>
+    <w:p>
+      <w:pPr>
+        <w:spacing w:after="0" w:line="240" w:lineRule="auto"/>
+      </w:pPr>
+      <w:r>
+        <w:t xml:space="preserve">  "</w:t>
+      </w:r>
+      <w:proofErr w:type="spellStart"/>
+      <w:r>
+        <w:t>nombre_cliente</w:t>
+      </w:r>
+      <w:proofErr w:type="spellEnd"/>
+      <w:r>
+        <w:t>": "Carlos Ruiz",</w:t>
+      </w:r>
+    </w:p>
+    <w:p>
+      <w:pPr>
+        <w:spacing w:after="0" w:line="240" w:lineRule="auto"/>
+      </w:pPr>
+      <w:r>
+        <w:t xml:space="preserve">  "email": "carlos@mail.com",</w:t>
+      </w:r>
+    </w:p>
+    <w:p>
+      <w:pPr>
+        <w:spacing w:after="0" w:line="240" w:lineRule="auto"/>
+      </w:pPr>
+      <w:r>
+        <w:t xml:space="preserve">  "</w:t>
+      </w:r>
+      <w:proofErr w:type="spellStart"/>
+      <w:r>
+        <w:t>telefono</w:t>
+      </w:r>
+      <w:proofErr w:type="spellEnd"/>
+      <w:r>
+        <w:t>": "677889900",</w:t>
+      </w:r>
+    </w:p>
+    <w:p>
+      <w:pPr>
+        <w:spacing w:after="0" w:line="240" w:lineRule="auto"/>
+      </w:pPr>
+      <w:r>
+        <w:t xml:space="preserve">  "</w:t>
+      </w:r>
+      <w:proofErr w:type="spellStart"/>
+      <w:r>
+        <w:t>direccion_entrega</w:t>
+      </w:r>
+      <w:proofErr w:type="spellEnd"/>
+      <w:r>
+        <w:t>": "Av. Constitución 5, Valencia",</w:t>
+      </w:r>
+    </w:p>
+    <w:p>
+      <w:pPr>
+        <w:spacing w:after="0" w:line="240" w:lineRule="auto"/>
+      </w:pPr>
+      <w:r>
+        <w:t xml:space="preserve">  "total": 155.00,</w:t>
+      </w:r>
+    </w:p>
+    <w:p>
+      <w:pPr>
+        <w:spacing w:after="0" w:line="240" w:lineRule="auto"/>
+      </w:pPr>
+      <w:r>
+        <w:t xml:space="preserve">  "comentarios": "Llamar al timbre 2",</w:t>
+      </w:r>
+    </w:p>
+    <w:p>
+      <w:pPr>
+        <w:spacing w:after="0" w:line="240" w:lineRule="auto"/>
+      </w:pPr>
+      <w:r>
+        <w:t xml:space="preserve">  "productos": [</w:t>
+      </w:r>
+    </w:p>
+    <w:p>
+      <w:pPr>
+        <w:spacing w:after="0" w:line="240" w:lineRule="auto"/>
+      </w:pPr>
+      <w:r>
+        <w:t xml:space="preserve">    {</w:t>
+      </w:r>
+    </w:p>
+    <w:p>
+      <w:pPr>
+        <w:spacing w:after="0" w:line="240" w:lineRule="auto"/>
+      </w:pPr>
+      <w:r>
+        <w:t xml:space="preserve">      "</w:t>
+      </w:r>
+      <w:proofErr w:type="spellStart"/>
+      <w:r>
+        <w:t>producto_id</w:t>
+      </w:r>
+      <w:proofErr w:type="spellEnd"/>
+      <w:r>
+        <w:t>": 1,</w:t>
+      </w:r>
+    </w:p>
+    <w:p>
+      <w:pPr>
+        <w:spacing w:after="0" w:line="240" w:lineRule="auto"/>
+      </w:pPr>
+      <w:r>
+        <w:t xml:space="preserve">      "cantidad": 2,</w:t>
+      </w:r>
+    </w:p>
+    <w:p>
+      <w:pPr>
+        <w:spacing w:after="0" w:line="240" w:lineRule="auto"/>
+      </w:pPr>
+      <w:r>
+        <w:t xml:space="preserve">      "</w:t>
+      </w:r>
+      <w:proofErr w:type="spellStart"/>
+      <w:r>
+        <w:t>precio_unitario</w:t>
+      </w:r>
+      <w:proofErr w:type="spellEnd"/>
+      <w:r>
+        <w:t>": 50.00</w:t>
+      </w:r>
+    </w:p>
+    <w:p>
+      <w:pPr>
+        <w:spacing w:after="0" w:line="240" w:lineRule="auto"/>
+      </w:pPr>
+      <w:r>
+        <w:t xml:space="preserve">    },</w:t>
+      </w:r>
+    </w:p>
+    <w:p>
+      <w:pPr>
+        <w:spacing w:after="0" w:line="240" w:lineRule="auto"/>
+      </w:pPr>
+      <w:r>
+        <w:t xml:space="preserve">    {</w:t>
+      </w:r>
+    </w:p>
+    <w:p>
+      <w:pPr>
+        <w:spacing w:after="0" w:line="240" w:lineRule="auto"/>
+      </w:pPr>
+      <w:r>
+        <w:t xml:space="preserve">      "</w:t>
+      </w:r>
+      <w:proofErr w:type="spellStart"/>
+      <w:r>
+        <w:t>producto_id</w:t>
+      </w:r>
+      <w:proofErr w:type="spellEnd"/>
+      <w:r>
+        <w:t>": 2,</w:t>
+      </w:r>
+    </w:p>
+    <w:p>
+      <w:pPr>
+        <w:spacing w:after="0" w:line="240" w:lineRule="auto"/>
+      </w:pPr>
+      <w:r>
+        <w:t xml:space="preserve">      "cantidad": 1,</w:t>
+      </w:r>
+    </w:p>
+    <w:p>
+      <w:pPr>
+        <w:spacing w:after="0" w:line="240" w:lineRule="auto"/>
+      </w:pPr>
+      <w:r>
+        <w:t xml:space="preserve">      "</w:t>
+      </w:r>
+      <w:proofErr w:type="spellStart"/>
+      <w:r>
+        <w:t>precio_unitario</w:t>
+      </w:r>
+      <w:proofErr w:type="spellEnd"/>
+      <w:r>
+        <w:t>": 55.00</w:t>
+      </w:r>
+    </w:p>
+    <w:p>
+      <w:pPr>
+        <w:spacing w:after="0" w:line="240" w:lineRule="auto"/>
+        <w:rPr>
+          <w:lang w:val="en-GB"/>
+        </w:rPr>
+      </w:pPr>
+      <w:r>
+        <w:t xml:space="preserve">    </w:t>
+      </w:r>
+      <w:r>
+        <w:rPr>
+          <w:lang w:val="en-GB"/>
+        </w:rPr>
+        <w:t>}</w:t>
+      </w:r>
+    </w:p>
+    <w:p>
+      <w:pPr>
+        <w:spacing w:after="0" w:line="240" w:lineRule="auto"/>
+        <w:rPr>
+          <w:lang w:val="en-GB"/>
+        </w:rPr>
+      </w:pPr>
+      <w:r>
+        <w:rPr>
+          <w:lang w:val="en-GB"/>
+        </w:rPr>
+        <w:t xml:space="preserve">  ]</w:t>
+      </w:r>
+    </w:p>
+    <w:p>
+      <w:pPr>
+        <w:spacing w:after="0" w:line="240" w:lineRule="auto"/>
+        <w:rPr>
+          <w:lang w:val="en-GB"/>
+        </w:rPr>
+      </w:pPr>
+      <w:r>
+        <w:rPr>
+          <w:lang w:val="en-GB"/>
+        </w:rPr>
+        <w:t>}</w:t>
+      </w:r>
+    </w:p>
+    <w:p>
+      <w:pPr>
+        <w:spacing w:after="0" w:line="240" w:lineRule="auto"/>
+        <w:rPr>
+          <w:lang w:val="en-GB"/>
+        </w:rPr>
+      </w:pPr>
+    </w:p>
+    <w:p>
+      <w:pPr>
+        <w:spacing w:after="0" w:line="240" w:lineRule="auto"/>
+        <w:rPr>
+          <w:lang w:val="en-GB"/>
         </w:rPr>
       </w:pPr>
     </w:p>
@@ -861,9 +1808,9 @@
 <file path=word/numbering.xml><?xml version="1.0" encoding="utf-8"?>
 <w:numbering xmlns:wpc="http://schemas.microsoft.com/office/word/2010/wordprocessingCanvas" xmlns:cx="http://schemas.microsoft.com/office/drawing/2014/chartex" xmlns:cx1="http://schemas.microsoft.com/office/drawing/2015/9/8/chartex" xmlns:cx2="http://schemas.microsoft.com/office/drawing/2015/10/21/chartex" xmlns:cx3="http://schemas.microsoft.com/office/drawing/2016/5/9/chartex" xmlns:cx4="http://schemas.microsoft.com/office/drawing/2016/5/10/chartex" xmlns:cx5="http://schemas.microsoft.com/office/drawing/2016/5/11/chartex" xmlns:cx6="http://schemas.microsoft.com/office/drawing/2016/5/12/chartex" xmlns:cx7="http://schemas.microsoft.com/office/drawing/2016/5/13/chartex" xmlns:cx8="http://schemas.microsoft.com/office/drawing/2016/5/14/chartex" xmlns:mc="http://schemas.openxmlformats.org/markup-compatibility/2006" xmlns:aink="http://schemas.microsoft.com/office/drawing/2016/ink" xmlns:am3d="http://schemas.microsoft.com/office/drawing/2017/model3d" xmlns:o="urn:schemas-microsoft-com:office:office" xmlns:oel="http://schemas.microsoft.com/office/2019/extlst" xmlns:r="http://schemas.openxmlformats.org/officeDocument/2006/relationships" xmlns:m="http://schemas.openxmlformats.org/officeDocument/2006/math" xmlns:v="urn:schemas-microsoft-com:vml" xmlns:wp14="http://schemas.microsoft.com/office/word/2010/wordprocessingDrawing" xmlns:wp="http://schemas.openxmlformats.org/drawingml/2006/wordprocessingDrawing" xmlns:w10="urn:schemas-microsoft-com:office:word" xmlns:w="http://schemas.openxmlformats.org/wordprocessingml/2006/main" xmlns:w14="http://schemas.microsoft.com/office/word/2010/wordml" xmlns:w15="http://schemas.microsoft.com/office/word/2012/wordml" xmlns:w16cex="http://schemas.microsoft.com/office/word/2018/wordml/cex" xmlns:w16cid="http://schemas.microsoft.com/office/word/2016/wordml/cid" xmlns:w16="http://schemas.microsoft.com/office/word/2018/wordml" xmlns:w16du="http://schemas.microsoft.com/office/word/2023/wordml/word16du" xmlns:w16sdtdh="http://schemas.microsoft.com/office/word/2020/wordml/sdtdatahash" xmlns:w16sdtfl="http://schemas.microsoft.com/office/word/2024/wordml/sdtformatlock" xmlns:w16se="http://schemas.microsoft.com/office/word/2015/wordml/symex" xmlns:wpg="http://schemas.microsoft.com/office/word/2010/wordprocessingGroup" xmlns:wpi="http://schemas.microsoft.com/office/word/2010/wordprocessingInk" xmlns:wne="http://schemas.microsoft.com/office/word/2006/wordml" xmlns:wps="http://schemas.microsoft.com/office/word/2010/wordprocessingShape" mc:Ignorable="w14 w15 w16se w16cid w16 w16cex w16sdtdh w16sdtfl w16du wp14">
   <w:abstractNum w:abstractNumId="0" w15:restartNumberingAfterBreak="0">
-    <w:nsid w:val="5F3C389F"/>
+    <w:nsid w:val="0CA71BEC"/>
     <w:multiLevelType w:val="hybridMultilevel"/>
-    <w:tmpl w:val="D12E4DC0"/>
+    <w:tmpl w:val="B868F44E"/>
     <w:lvl w:ilvl="0" w:tplc="0C0A0001">
       <w:start w:val="1"/>
       <w:numFmt w:val="bullet"/>
@@ -974,9 +1921,9 @@
     </w:lvl>
   </w:abstractNum>
   <w:abstractNum w:abstractNumId="1" w15:restartNumberingAfterBreak="0">
-    <w:nsid w:val="6E003FA3"/>
+    <w:nsid w:val="5F3C389F"/>
     <w:multiLevelType w:val="hybridMultilevel"/>
-    <w:tmpl w:val="0B02A54E"/>
+    <w:tmpl w:val="D12E4DC0"/>
     <w:lvl w:ilvl="0" w:tplc="0C0A0001">
       <w:start w:val="1"/>
       <w:numFmt w:val="bullet"/>
@@ -1086,11 +2033,127 @@
       </w:rPr>
     </w:lvl>
   </w:abstractNum>
+  <w:abstractNum w:abstractNumId="2" w15:restartNumberingAfterBreak="0">
+    <w:nsid w:val="6E003FA3"/>
+    <w:multiLevelType w:val="hybridMultilevel"/>
+    <w:tmpl w:val="0B02A54E"/>
+    <w:lvl w:ilvl="0" w:tplc="0C0A0001">
+      <w:start w:val="1"/>
+      <w:numFmt w:val="bullet"/>
+      <w:lvlText w:val=""/>
+      <w:lvlJc w:val="left"/>
+      <w:pPr>
+        <w:ind w:left="720" w:hanging="360"/>
+      </w:pPr>
+      <w:rPr>
+        <w:rFonts w:ascii="Symbol" w:hAnsi="Symbol" w:hint="default"/>
+      </w:rPr>
+    </w:lvl>
+    <w:lvl w:ilvl="1" w:tplc="0C0A0003" w:tentative="1">
+      <w:start w:val="1"/>
+      <w:numFmt w:val="bullet"/>
+      <w:lvlText w:val="o"/>
+      <w:lvlJc w:val="left"/>
+      <w:pPr>
+        <w:ind w:left="1440" w:hanging="360"/>
+      </w:pPr>
+      <w:rPr>
+        <w:rFonts w:ascii="Courier New" w:hAnsi="Courier New" w:cs="Courier New" w:hint="default"/>
+      </w:rPr>
+    </w:lvl>
+    <w:lvl w:ilvl="2" w:tplc="0C0A0005" w:tentative="1">
+      <w:start w:val="1"/>
+      <w:numFmt w:val="bullet"/>
+      <w:lvlText w:val=""/>
+      <w:lvlJc w:val="left"/>
+      <w:pPr>
+        <w:ind w:left="2160" w:hanging="360"/>
+      </w:pPr>
+      <w:rPr>
+        <w:rFonts w:ascii="Wingdings" w:hAnsi="Wingdings" w:hint="default"/>
+      </w:rPr>
+    </w:lvl>
+    <w:lvl w:ilvl="3" w:tplc="0C0A0001" w:tentative="1">
+      <w:start w:val="1"/>
+      <w:numFmt w:val="bullet"/>
+      <w:lvlText w:val=""/>
+      <w:lvlJc w:val="left"/>
+      <w:pPr>
+        <w:ind w:left="2880" w:hanging="360"/>
+      </w:pPr>
+      <w:rPr>
+        <w:rFonts w:ascii="Symbol" w:hAnsi="Symbol" w:hint="default"/>
+      </w:rPr>
+    </w:lvl>
+    <w:lvl w:ilvl="4" w:tplc="0C0A0003" w:tentative="1">
+      <w:start w:val="1"/>
+      <w:numFmt w:val="bullet"/>
+      <w:lvlText w:val="o"/>
+      <w:lvlJc w:val="left"/>
+      <w:pPr>
+        <w:ind w:left="3600" w:hanging="360"/>
+      </w:pPr>
+      <w:rPr>
+        <w:rFonts w:ascii="Courier New" w:hAnsi="Courier New" w:cs="Courier New" w:hint="default"/>
+      </w:rPr>
+    </w:lvl>
+    <w:lvl w:ilvl="5" w:tplc="0C0A0005" w:tentative="1">
+      <w:start w:val="1"/>
+      <w:numFmt w:val="bullet"/>
+      <w:lvlText w:val=""/>
+      <w:lvlJc w:val="left"/>
+      <w:pPr>
+        <w:ind w:left="4320" w:hanging="360"/>
+      </w:pPr>
+      <w:rPr>
+        <w:rFonts w:ascii="Wingdings" w:hAnsi="Wingdings" w:hint="default"/>
+      </w:rPr>
+    </w:lvl>
+    <w:lvl w:ilvl="6" w:tplc="0C0A0001" w:tentative="1">
+      <w:start w:val="1"/>
+      <w:numFmt w:val="bullet"/>
+      <w:lvlText w:val=""/>
+      <w:lvlJc w:val="left"/>
+      <w:pPr>
+        <w:ind w:left="5040" w:hanging="360"/>
+      </w:pPr>
+      <w:rPr>
+        <w:rFonts w:ascii="Symbol" w:hAnsi="Symbol" w:hint="default"/>
+      </w:rPr>
+    </w:lvl>
+    <w:lvl w:ilvl="7" w:tplc="0C0A0003" w:tentative="1">
+      <w:start w:val="1"/>
+      <w:numFmt w:val="bullet"/>
+      <w:lvlText w:val="o"/>
+      <w:lvlJc w:val="left"/>
+      <w:pPr>
+        <w:ind w:left="5760" w:hanging="360"/>
+      </w:pPr>
+      <w:rPr>
+        <w:rFonts w:ascii="Courier New" w:hAnsi="Courier New" w:cs="Courier New" w:hint="default"/>
+      </w:rPr>
+    </w:lvl>
+    <w:lvl w:ilvl="8" w:tplc="0C0A0005" w:tentative="1">
+      <w:start w:val="1"/>
+      <w:numFmt w:val="bullet"/>
+      <w:lvlText w:val=""/>
+      <w:lvlJc w:val="left"/>
+      <w:pPr>
+        <w:ind w:left="6480" w:hanging="360"/>
+      </w:pPr>
+      <w:rPr>
+        <w:rFonts w:ascii="Wingdings" w:hAnsi="Wingdings" w:hint="default"/>
+      </w:rPr>
+    </w:lvl>
+  </w:abstractNum>
   <w:num w:numId="1" w16cid:durableId="709651295">
-    <w:abstractNumId w:val="0"/>
+    <w:abstractNumId w:val="1"/>
   </w:num>
   <w:num w:numId="2" w16cid:durableId="252976555">
-    <w:abstractNumId w:val="1"/>
+    <w:abstractNumId w:val="2"/>
+  </w:num>
+  <w:num w:numId="3" w16cid:durableId="1100569569">
+    <w:abstractNumId w:val="0"/>
   </w:num>
 </w:numbering>
 </file>
@@ -2034,6 +3097,18 @@
       <w:shd w:val="clear" w:color="auto" w:fill="E1DFDD"/>
     </w:rPr>
   </w:style>
+  <w:style w:type="character" w:styleId="Hipervnculovisitado">
+    <w:name w:val="FollowedHyperlink"/>
+    <w:basedOn w:val="Fuentedeprrafopredeter"/>
+    <w:uiPriority w:val="99"/>
+    <w:semiHidden/>
+    <w:unhideWhenUsed/>
+    <w:rsid w:val="008D2B6E"/>
+    <w:rPr>
+      <w:color w:val="954F72" w:themeColor="followedHyperlink"/>
+      <w:u w:val="single"/>
+    </w:rPr>
+  </w:style>
 </w:styles>
 </file>
 
